--- a/01_《三人行》全24集全流程标杆成品库/03_剧作结构、悬念节奏与视听解码/EP16_《三人行》第十六集《再见，老同学》剧作结构、悬念节奏与视听解码.docx
+++ b/01_《三人行》全24集全流程标杆成品库/03_剧作结构、悬念节奏与视听解码/EP16_《三人行》第十六集《再见，老同学》剧作结构、悬念节奏与视听解码.docx
@@ -188,19 +188,8 @@
             <w:shd w:fill="1F3864"/>
           </w:tcPr>
           <w:p>
-            <w:pPr>
-              <w:spacing w:before="40" w:after="40" w:line="312" w:lineRule="auto"/>
-              <w:jc w:val="center"/>
-            </w:pPr>
-            <w:r/>
             <w:r>
-              <w:rPr>
-                <w:rFonts w:ascii="Arial" w:hAnsi="Arial" w:eastAsia="黑体"/>
-                <w:b/>
-                <w:color w:val="FFFFFF"/>
-                <w:sz w:val="19"/>
-              </w:rPr>
-              <w:t>核心道具 / 文字意象载体</w:t>
+              <w:t>当集核心道具 / 屏幕文字 / 微镜像载体</w:t>
             </w:r>
           </w:p>
         </w:tc>
@@ -217,1618 +206,112 @@
             <w:shd w:fill="1F3864"/>
           </w:tcPr>
           <w:p>
-            <w:pPr>
-              <w:spacing w:before="40" w:after="40" w:line="312" w:lineRule="auto"/>
-              <w:jc w:val="center"/>
-            </w:pPr>
-            <w:r/>
             <w:r>
-              <w:rPr>
-                <w:rFonts w:ascii="Arial" w:hAnsi="Arial" w:eastAsia="黑体"/>
-                <w:b/>
-                <w:color w:val="FFFFFF"/>
-                <w:sz w:val="19"/>
-              </w:rPr>
               <w:t>本集物理实证、微距文字原文与跨集因果闭环解析</w:t>
             </w:r>
           </w:p>
         </w:tc>
       </w:tr>
       <w:tr>
-        <w:trPr>
-          <w:cantSplit/>
-        </w:trPr>
         <w:tc>
           <w:tcPr>
-            <w:tcW w:type="dxa" w:w="3024"/>
-            <w:vAlign w:val="center"/>
+            <w:tcW w:type="dxa" w:w="5184"/>
             <w:tcMar>
-              <w:top w:w="105" w:type="dxa"/>
-              <w:bottom w:w="105" w:type="dxa"/>
-              <w:left w:w="145" w:type="dxa"/>
-              <w:right w:w="145" w:type="dxa"/>
+              <w:top w:w="70" w:type="dxa"/>
+              <w:bottom w:w="70" w:type="dxa"/>
+              <w:left w:w="100" w:type="dxa"/>
+              <w:right w:w="100" w:type="dxa"/>
             </w:tcMar>
+            <w:shd w:fill="FFFFFF"/>
           </w:tcPr>
           <w:p>
             <w:pPr>
-              <w:spacing w:before="40" w:after="40" w:line="341" w:lineRule="auto"/>
               <w:jc w:val="left"/>
             </w:pPr>
-            <w:r/>
             <w:r>
               <w:rPr>
-                <w:rFonts w:ascii="Times New Roman" w:hAnsi="Times New Roman" w:eastAsia="宋体"/>
+                <w:rFonts w:ascii="黑体" w:hAnsi="黑体"/>
                 <w:b/>
-                <w:color w:val="191919"/>
-                <w:sz w:val="19"/>
               </w:rPr>
-              <w:t>16-1　内/外　爱荣机械厂男生宿舍·厂门传达室与厂外马路 — 夜</w:t>
+              <w:t>海航酒店门外两斤白酒与《江湖侠警》剧本</w:t>
+              <w:br/>
+              <w:t>（16-2至16-3场）</w:t>
             </w:r>
           </w:p>
         </w:tc>
         <w:tc>
           <w:tcPr>
-            <w:tcW w:type="dxa" w:w="7344"/>
-            <w:vAlign w:val="center"/>
+            <w:tcW w:type="dxa" w:w="5184"/>
             <w:tcMar>
-              <w:top w:w="105" w:type="dxa"/>
-              <w:bottom w:w="105" w:type="dxa"/>
-              <w:left w:w="145" w:type="dxa"/>
-              <w:right w:w="145" w:type="dxa"/>
+              <w:top w:w="70" w:type="dxa"/>
+              <w:bottom w:w="70" w:type="dxa"/>
+              <w:left w:w="100" w:type="dxa"/>
+              <w:right w:w="100" w:type="dxa"/>
             </w:tcMar>
+            <w:shd w:fill="FFFFFF"/>
           </w:tcPr>
           <w:p>
             <w:pPr>
-              <w:spacing w:before="40" w:after="40" w:line="341" w:lineRule="auto"/>
               <w:jc w:val="left"/>
             </w:pPr>
-            <w:r/>
             <w:r>
               <w:rPr>
-                <w:rFonts w:ascii="Times New Roman" w:hAnsi="Times New Roman" w:eastAsia="宋体"/>
+                <w:rFonts w:ascii="宋体" w:hAnsi="宋体"/>
                 <w:b w:val="0"/>
-                <w:color w:val="191919"/>
-                <w:sz w:val="19"/>
               </w:rPr>
-              <w:t>【出场人物】赵左右、罗爱文、保安门卫、荀未来</w:t>
-              <w:br/>
-              <w:t>【戏剧推进】夜晚九点五十二分，爱荣机械制造厂的男生高低床宿舍内，十六岁的赵左右与罗爱文站在桌旁，看着墙上的挂钟满脸焦急。 不对，不对。荀哥偷偷出去买个东西，用不着一个多小时啊。 罗爱文赞同地点了点头，低头一看书桌，突然发现荀未来的摩托罗拉翻盖手机还静静躺在桌面上！罗爱文连忙拿起翻盖手机打开按了几个数字（尝试输入密码“0121”，屏幕弹出“密码错误”）。</w:t>
+              <w:t>为帮母亲刘美奕圆年轻时的武侠演员梦，41岁荀未来穿黑西装在酒店门外双膝跪地陪山西煤老板老白磕头拜把子、狂喝近两斤白酒吐得天昏地暗拉来投资；徐图图献出亲手织的白毛线帽帮刘美奕找回试镜自信。</w:t>
             </w:r>
           </w:p>
         </w:tc>
       </w:tr>
       <w:tr>
-        <w:trPr>
-          <w:cantSplit/>
-        </w:trPr>
         <w:tc>
           <w:tcPr>
-            <w:tcW w:type="dxa" w:w="3024"/>
-            <w:vAlign w:val="center"/>
+            <w:tcW w:type="dxa" w:w="5184"/>
             <w:tcMar>
-              <w:top w:w="105" w:type="dxa"/>
-              <w:bottom w:w="105" w:type="dxa"/>
-              <w:left w:w="145" w:type="dxa"/>
-              <w:right w:w="145" w:type="dxa"/>
+              <w:top w:w="70" w:type="dxa"/>
+              <w:bottom w:w="70" w:type="dxa"/>
+              <w:left w:w="100" w:type="dxa"/>
+              <w:right w:w="100" w:type="dxa"/>
             </w:tcMar>
-            <w:shd w:fill="F7FAFC"/>
+            <w:shd w:fill="F5F7FA"/>
           </w:tcPr>
           <w:p>
             <w:pPr>
-              <w:spacing w:before="40" w:after="40" w:line="341" w:lineRule="auto"/>
               <w:jc w:val="left"/>
             </w:pPr>
-            <w:r/>
             <w:r>
               <w:rPr>
-                <w:rFonts w:ascii="Times New Roman" w:hAnsi="Times New Roman" w:eastAsia="宋体"/>
+                <w:rFonts w:ascii="黑体" w:hAnsi="黑体"/>
                 <w:b/>
-                <w:color w:val="191919"/>
-                <w:sz w:val="19"/>
               </w:rPr>
-              <w:t>16-2　外/内　片头曲《三人行》（OP） — 日/夜</w:t>
+              <w:t>退学申请书与林海雪原哥特式古堡地图</w:t>
+              <w:br/>
+              <w:t>（16-4至16-6场）</w:t>
             </w:r>
           </w:p>
         </w:tc>
         <w:tc>
           <w:tcPr>
-            <w:tcW w:type="dxa" w:w="7344"/>
-            <w:vAlign w:val="center"/>
+            <w:tcW w:type="dxa" w:w="5184"/>
             <w:tcMar>
-              <w:top w:w="105" w:type="dxa"/>
-              <w:bottom w:w="105" w:type="dxa"/>
-              <w:left w:w="145" w:type="dxa"/>
-              <w:right w:w="145" w:type="dxa"/>
+              <w:top w:w="70" w:type="dxa"/>
+              <w:bottom w:w="70" w:type="dxa"/>
+              <w:left w:w="100" w:type="dxa"/>
+              <w:right w:w="100" w:type="dxa"/>
             </w:tcMar>
-            <w:shd w:fill="F7FAFC"/>
+            <w:shd w:fill="F5F7FA"/>
           </w:tcPr>
           <w:p>
             <w:pPr>
-              <w:spacing w:before="40" w:after="40" w:line="341" w:lineRule="auto"/>
               <w:jc w:val="left"/>
             </w:pPr>
-            <w:r/>
             <w:r>
               <w:rPr>
-                <w:rFonts w:ascii="Times New Roman" w:hAnsi="Times New Roman" w:eastAsia="宋体"/>
+                <w:rFonts w:ascii="宋体" w:hAnsi="宋体"/>
                 <w:b w:val="0"/>
-                <w:color w:val="191919"/>
-                <w:sz w:val="19"/>
               </w:rPr>
-              <w:t>【出场人物】环境/意象叙事</w:t>
-              <w:br/>
-              <w:t>【戏剧推进】片头音乐响起，三代同体的命运轨迹在时光漩涡中交错，定格于《三人行》（THE TRIPLE ECHO OF TIME）片名标识。</w:t>
-            </w:r>
-          </w:p>
-        </w:tc>
-      </w:tr>
-      <w:tr>
-        <w:trPr>
-          <w:cantSplit/>
-        </w:trPr>
-        <w:tc>
-          <w:tcPr>
-            <w:tcW w:type="dxa" w:w="3024"/>
-            <w:vAlign w:val="center"/>
-            <w:tcMar>
-              <w:top w:w="105" w:type="dxa"/>
-              <w:bottom w:w="105" w:type="dxa"/>
-              <w:left w:w="145" w:type="dxa"/>
-              <w:right w:w="145" w:type="dxa"/>
-            </w:tcMar>
-          </w:tcPr>
-          <w:p>
-            <w:pPr>
-              <w:spacing w:before="40" w:after="40" w:line="341" w:lineRule="auto"/>
-              <w:jc w:val="left"/>
-            </w:pPr>
-            <w:r/>
-            <w:r>
-              <w:rPr>
-                <w:rFonts w:ascii="Times New Roman" w:hAnsi="Times New Roman" w:eastAsia="宋体"/>
-                <w:b/>
-                <w:color w:val="191919"/>
-                <w:sz w:val="19"/>
-              </w:rPr>
-              <w:t>16-3　外/内　长林八中校门口·教导主任办公室·高一十班教室与岁月潭雪夜（闪回） — 日/夜</w:t>
-            </w:r>
-          </w:p>
-        </w:tc>
-        <w:tc>
-          <w:tcPr>
-            <w:tcW w:type="dxa" w:w="7344"/>
-            <w:vAlign w:val="center"/>
-            <w:tcMar>
-              <w:top w:w="105" w:type="dxa"/>
-              <w:bottom w:w="105" w:type="dxa"/>
-              <w:left w:w="145" w:type="dxa"/>
-              <w:right w:w="145" w:type="dxa"/>
-            </w:tcMar>
-          </w:tcPr>
-          <w:p>
-            <w:pPr>
-              <w:spacing w:before="40" w:after="40" w:line="341" w:lineRule="auto"/>
-              <w:jc w:val="left"/>
-            </w:pPr>
-            <w:r/>
-            <w:r>
-              <w:rPr>
-                <w:rFonts w:ascii="Times New Roman" w:hAnsi="Times New Roman" w:eastAsia="宋体"/>
-                <w:b w:val="0"/>
-                <w:color w:val="191919"/>
-                <w:sz w:val="19"/>
-              </w:rPr>
-              <w:t>【出场人物】戴娟、荀未来、罗爱文、赵左右、赵了</w:t>
-              <w:br/>
-              <w:t>【戏剧推进】周日返校的清晨，印有“吉A·6795D”车牌的学工大巴车停在长林市第八中学内，画面浮现本集片名：第 16 集 再见，老同学。 十六岁的赵左右背着书包走下大巴车，无意间瞥见四十一岁的荀未来独自一人朝着行政楼方向走去，神色有些异样，便悄悄跟了上去。 挂满“教书育人 桃李满天下”锦旗的教导主任办公室内，四十一岁的荀未来笔直地站在办公桌前，向教导主任戴娟正式提出了退学申请；尾随而至的赵左右躲在半掩的办公室门缝外，震惊地捂住嘴偷听。</w:t>
-            </w:r>
-          </w:p>
-        </w:tc>
-      </w:tr>
-      <w:tr>
-        <w:trPr>
-          <w:cantSplit/>
-        </w:trPr>
-        <w:tc>
-          <w:tcPr>
-            <w:tcW w:type="dxa" w:w="3024"/>
-            <w:vAlign w:val="center"/>
-            <w:tcMar>
-              <w:top w:w="105" w:type="dxa"/>
-              <w:bottom w:w="105" w:type="dxa"/>
-              <w:left w:w="145" w:type="dxa"/>
-              <w:right w:w="145" w:type="dxa"/>
-            </w:tcMar>
-            <w:shd w:fill="F7FAFC"/>
-          </w:tcPr>
-          <w:p>
-            <w:pPr>
-              <w:spacing w:before="40" w:after="40" w:line="341" w:lineRule="auto"/>
-              <w:jc w:val="left"/>
-            </w:pPr>
-            <w:r/>
-            <w:r>
-              <w:rPr>
-                <w:rFonts w:ascii="Times New Roman" w:hAnsi="Times New Roman" w:eastAsia="宋体"/>
-                <w:b/>
-                <w:color w:val="191919"/>
-                <w:sz w:val="19"/>
-              </w:rPr>
-              <w:t>16-4　外/内　长林八中校门口林荫道·502室赵了家与雪夜路虎车内 — 日/夜</w:t>
-            </w:r>
-          </w:p>
-        </w:tc>
-        <w:tc>
-          <w:tcPr>
-            <w:tcW w:type="dxa" w:w="7344"/>
-            <w:vAlign w:val="center"/>
-            <w:tcMar>
-              <w:top w:w="105" w:type="dxa"/>
-              <w:bottom w:w="105" w:type="dxa"/>
-              <w:left w:w="145" w:type="dxa"/>
-              <w:right w:w="145" w:type="dxa"/>
-            </w:tcMar>
-            <w:shd w:fill="F7FAFC"/>
-          </w:tcPr>
-          <w:p>
-            <w:pPr>
-              <w:spacing w:before="40" w:after="40" w:line="341" w:lineRule="auto"/>
-              <w:jc w:val="left"/>
-            </w:pPr>
-            <w:r/>
-            <w:r>
-              <w:rPr>
-                <w:rFonts w:ascii="Times New Roman" w:hAnsi="Times New Roman" w:eastAsia="宋体"/>
-                <w:b w:val="0"/>
-                <w:color w:val="191919"/>
-                <w:sz w:val="19"/>
-              </w:rPr>
-              <w:t>【出场人物】赵左右、荀未来、罗爱文、徐图图、王一漫、赵左右/徐图图/罗爱文/王一漫</w:t>
-              <w:br/>
-              <w:t>【戏剧推进】画面切回白天长林市第八中学校门口路边。收废品的大爷把荀未来整理出来的一大摞旧试卷和废书搬上三轮车，从兜里摸出一枚金黄的五毛钱硬币（印着荷花图案的五角硬币）递给荀未来；荀未来礼貌地道了声“谢谢啊”。旁边的赵左右和罗爱文看着那辆装得满满当当的三轮车直替荀哥抱不平。 太坑了，这么多东西，就出五毛钱！ 罗爱文也愤愤不平地帮腔：“奸商，少说也得值五十呀！”荀未来却低头看着掌心里那枚五毛钱硬币，转过身温柔地递到了十六岁赵左右的面前——精准呼应了第四……</w:t>
-            </w:r>
-          </w:p>
-        </w:tc>
-      </w:tr>
-      <w:tr>
-        <w:trPr>
-          <w:cantSplit/>
-        </w:trPr>
-        <w:tc>
-          <w:tcPr>
-            <w:tcW w:type="dxa" w:w="3024"/>
-            <w:vAlign w:val="center"/>
-            <w:tcMar>
-              <w:top w:w="105" w:type="dxa"/>
-              <w:bottom w:w="105" w:type="dxa"/>
-              <w:left w:w="145" w:type="dxa"/>
-              <w:right w:w="145" w:type="dxa"/>
-            </w:tcMar>
-          </w:tcPr>
-          <w:p>
-            <w:pPr>
-              <w:spacing w:before="40" w:after="40" w:line="341" w:lineRule="auto"/>
-              <w:jc w:val="left"/>
-            </w:pPr>
-            <w:r/>
-            <w:r>
-              <w:rPr>
-                <w:rFonts w:ascii="Times New Roman" w:hAnsi="Times New Roman" w:eastAsia="宋体"/>
-                <w:b/>
-                <w:color w:val="191919"/>
-                <w:sz w:val="19"/>
-              </w:rPr>
-              <w:t>16-5　内　酒店套房·长林八中微机室·影视筹备办公室与海航酒店门外 — 日/夜</w:t>
-            </w:r>
-          </w:p>
-        </w:tc>
-        <w:tc>
-          <w:tcPr>
-            <w:tcW w:type="dxa" w:w="7344"/>
-            <w:vAlign w:val="center"/>
-            <w:tcMar>
-              <w:top w:w="105" w:type="dxa"/>
-              <w:bottom w:w="105" w:type="dxa"/>
-              <w:left w:w="145" w:type="dxa"/>
-              <w:right w:w="145" w:type="dxa"/>
-            </w:tcMar>
-          </w:tcPr>
-          <w:p>
-            <w:pPr>
-              <w:spacing w:before="40" w:after="40" w:line="341" w:lineRule="auto"/>
-              <w:jc w:val="left"/>
-            </w:pPr>
-            <w:r/>
-            <w:r>
-              <w:rPr>
-                <w:rFonts w:ascii="Times New Roman" w:hAnsi="Times New Roman" w:eastAsia="宋体"/>
-                <w:b w:val="0"/>
-                <w:color w:val="191919"/>
-                <w:sz w:val="19"/>
-              </w:rPr>
-              <w:t>【出场人物】荀未来、赵了、徐图图、王一漫、合作导演、煤老板老白</w:t>
-              <w:br/>
-              <w:t>【戏剧推进】白天的豪华酒店套房内，脱下高中校服的四十一岁荀未来换上了一身笔挺的黑色定制西装、白衬衫配黑领带，手腕上戴着名表，站在全身镜前帅气地整理衣领、拿起路虎车钥匙。坐在后方沙发上的六十六岁赵了满意地点头夸赞：“有派头喽。” 别说，还真的挺衬我。等我回2033年创业的时候，我也要搞一身这样的行头。 赵了站起身走到镜子旁，笑着拍了拍这位新晋“荀老板”的肩膀。</w:t>
-            </w:r>
-          </w:p>
-        </w:tc>
-      </w:tr>
-      <w:tr>
-        <w:trPr>
-          <w:cantSplit/>
-        </w:trPr>
-        <w:tc>
-          <w:tcPr>
-            <w:tcW w:type="dxa" w:w="3024"/>
-            <w:vAlign w:val="center"/>
-            <w:tcMar>
-              <w:top w:w="105" w:type="dxa"/>
-              <w:bottom w:w="105" w:type="dxa"/>
-              <w:left w:w="145" w:type="dxa"/>
-              <w:right w:w="145" w:type="dxa"/>
-            </w:tcMar>
-            <w:shd w:fill="F7FAFC"/>
-          </w:tcPr>
-          <w:p>
-            <w:pPr>
-              <w:spacing w:before="40" w:after="40" w:line="341" w:lineRule="auto"/>
-              <w:jc w:val="left"/>
-            </w:pPr>
-            <w:r/>
-            <w:r>
-              <w:rPr>
-                <w:rFonts w:ascii="Times New Roman" w:hAnsi="Times New Roman" w:eastAsia="宋体"/>
-                <w:b/>
-                <w:color w:val="191919"/>
-                <w:sz w:val="19"/>
-              </w:rPr>
-              <w:t>16-6　外/内　海航酒店门外·街边小餐车·酒店套房与2033年书房（闪回） — 夜</w:t>
-            </w:r>
-          </w:p>
-        </w:tc>
-        <w:tc>
-          <w:tcPr>
-            <w:tcW w:type="dxa" w:w="7344"/>
-            <w:vAlign w:val="center"/>
-            <w:tcMar>
-              <w:top w:w="105" w:type="dxa"/>
-              <w:bottom w:w="105" w:type="dxa"/>
-              <w:left w:w="145" w:type="dxa"/>
-              <w:right w:w="145" w:type="dxa"/>
-            </w:tcMar>
-            <w:shd w:fill="F7FAFC"/>
-          </w:tcPr>
-          <w:p>
-            <w:pPr>
-              <w:spacing w:before="40" w:after="40" w:line="341" w:lineRule="auto"/>
-              <w:jc w:val="left"/>
-            </w:pPr>
-            <w:r/>
-            <w:r>
-              <w:rPr>
-                <w:rFonts w:ascii="Times New Roman" w:hAnsi="Times New Roman" w:eastAsia="宋体"/>
-                <w:b w:val="0"/>
-                <w:color w:val="191919"/>
-                <w:sz w:val="19"/>
-              </w:rPr>
-              <w:t>【出场人物】赵了、荀未来、舒图</w:t>
-              <w:br/>
-              <w:t>【戏剧推进】送走煤老板的出租车后，站在海航酒店门外寒风中的四十一岁荀未来再也撑不住了，他猛地弯下腰，扶着膝盖痛苦地剧烈干呕起来，捂着火辣辣的胃部在寒夜里大口喘着白气。 半个小时后，街边一辆热气腾腾的简易小吃餐车内，六十六岁的赵了掰开一双一次性木筷架在热汤碗上，心疼地看着把脑袋歪靠在暖气片上、醉眼惺忪的荀未来。 你刚刚喝多少啊？</w:t>
-            </w:r>
-          </w:p>
-        </w:tc>
-      </w:tr>
-      <w:tr>
-        <w:trPr>
-          <w:cantSplit/>
-        </w:trPr>
-        <w:tc>
-          <w:tcPr>
-            <w:tcW w:type="dxa" w:w="3024"/>
-            <w:vAlign w:val="center"/>
-            <w:tcMar>
-              <w:top w:w="105" w:type="dxa"/>
-              <w:bottom w:w="105" w:type="dxa"/>
-              <w:left w:w="145" w:type="dxa"/>
-              <w:right w:w="145" w:type="dxa"/>
-            </w:tcMar>
-          </w:tcPr>
-          <w:p>
-            <w:pPr>
-              <w:spacing w:before="40" w:after="40" w:line="341" w:lineRule="auto"/>
-              <w:jc w:val="left"/>
-            </w:pPr>
-            <w:r/>
-            <w:r>
-              <w:rPr>
-                <w:rFonts w:ascii="Times New Roman" w:hAnsi="Times New Roman" w:eastAsia="宋体"/>
-                <w:b/>
-                <w:color w:val="191919"/>
-                <w:sz w:val="19"/>
-              </w:rPr>
-              <w:t>16-7　外/内　光明路幸福家园楼下信报箱·501室客厅与长林八中食堂 — 日</w:t>
-            </w:r>
-          </w:p>
-        </w:tc>
-        <w:tc>
-          <w:tcPr>
-            <w:tcW w:type="dxa" w:w="7344"/>
-            <w:vAlign w:val="center"/>
-            <w:tcMar>
-              <w:top w:w="105" w:type="dxa"/>
-              <w:bottom w:w="105" w:type="dxa"/>
-              <w:left w:w="145" w:type="dxa"/>
-              <w:right w:w="145" w:type="dxa"/>
-            </w:tcMar>
-          </w:tcPr>
-          <w:p>
-            <w:pPr>
-              <w:spacing w:before="40" w:after="40" w:line="341" w:lineRule="auto"/>
-              <w:jc w:val="left"/>
-            </w:pPr>
-            <w:r/>
-            <w:r>
-              <w:rPr>
-                <w:rFonts w:ascii="Times New Roman" w:hAnsi="Times New Roman" w:eastAsia="宋体"/>
-                <w:b w:val="0"/>
-                <w:color w:val="191919"/>
-                <w:sz w:val="19"/>
-              </w:rPr>
-              <w:t>【出场人物】刘美奕、赵左右、徐图图</w:t>
-              <w:br/>
-              <w:t>【戏剧推进】雪后初晴的白天，身穿米白色羽绒服的刘美奕手里拎着刚买的大葱和蔬菜走回“光明路幸福家园5号”单元楼下。她用钥匙打开“401（原501室对应信箱）”号绿色信报箱，取出当天的报纸，突然发现报纸底下压着一封来自《江湖侠警》摄制组的牛皮纸信件！刘美奕低头看着信封上的字迹，满脸疑惑地轻声自语。 谁会给我寄信啊？ 次日清晨（周五），五零一室客厅内，穿好黑夹克的赵东来正火急火燎地到处翻找公文包：“哎，我包呢？”坐在沙发上看剧本的刘美奕连忙指了指沙发侧面……</w:t>
-            </w:r>
-          </w:p>
-        </w:tc>
-      </w:tr>
-      <w:tr>
-        <w:trPr>
-          <w:cantSplit/>
-        </w:trPr>
-        <w:tc>
-          <w:tcPr>
-            <w:tcW w:type="dxa" w:w="3024"/>
-            <w:vAlign w:val="center"/>
-            <w:tcMar>
-              <w:top w:w="105" w:type="dxa"/>
-              <w:bottom w:w="105" w:type="dxa"/>
-              <w:left w:w="145" w:type="dxa"/>
-              <w:right w:w="145" w:type="dxa"/>
-            </w:tcMar>
-            <w:shd w:fill="F7FAFC"/>
-          </w:tcPr>
-          <w:p>
-            <w:pPr>
-              <w:spacing w:before="40" w:after="40" w:line="341" w:lineRule="auto"/>
-              <w:jc w:val="left"/>
-            </w:pPr>
-            <w:r/>
-            <w:r>
-              <w:rPr>
-                <w:rFonts w:ascii="Times New Roman" w:hAnsi="Times New Roman" w:eastAsia="宋体"/>
-                <w:b/>
-                <w:color w:val="191919"/>
-                <w:sz w:val="19"/>
-              </w:rPr>
-              <w:t>16-8　内/外　501室客厅·徐图图家1449室·试镜教室与备战蒙太奇 — 日</w:t>
-            </w:r>
-          </w:p>
-        </w:tc>
-        <w:tc>
-          <w:tcPr>
-            <w:tcW w:type="dxa" w:w="7344"/>
-            <w:vAlign w:val="center"/>
-            <w:tcMar>
-              <w:top w:w="105" w:type="dxa"/>
-              <w:bottom w:w="105" w:type="dxa"/>
-              <w:left w:w="145" w:type="dxa"/>
-              <w:right w:w="145" w:type="dxa"/>
-            </w:tcMar>
-            <w:shd w:fill="F7FAFC"/>
-          </w:tcPr>
-          <w:p>
-            <w:pPr>
-              <w:spacing w:before="40" w:after="40" w:line="341" w:lineRule="auto"/>
-              <w:jc w:val="left"/>
-            </w:pPr>
-            <w:r/>
-            <w:r>
-              <w:rPr>
-                <w:rFonts w:ascii="Times New Roman" w:hAnsi="Times New Roman" w:eastAsia="宋体"/>
-                <w:b w:val="0"/>
-                <w:color w:val="191919"/>
-                <w:sz w:val="19"/>
-              </w:rPr>
-              <w:t>【出场人物】赵东来、刘美奕、赵左右、徐图图、合作导演、剧组制片人</w:t>
-              <w:br/>
-              <w:t>【戏剧推进】周六上午，五零一室客厅内，穿戴整齐的赵左右和刘美奕正准备悄悄出门，坐在沙发上看报纸的赵东来突然抬起头问了一句。 哎？你俩这是上哪玩去？ 刘美奕笑着编了个逛街买春装的借口。</w:t>
-            </w:r>
-          </w:p>
-        </w:tc>
-      </w:tr>
-      <w:tr>
-        <w:trPr>
-          <w:cantSplit/>
-        </w:trPr>
-        <w:tc>
-          <w:tcPr>
-            <w:tcW w:type="dxa" w:w="3024"/>
-            <w:vAlign w:val="center"/>
-            <w:tcMar>
-              <w:top w:w="105" w:type="dxa"/>
-              <w:bottom w:w="105" w:type="dxa"/>
-              <w:left w:w="145" w:type="dxa"/>
-              <w:right w:w="145" w:type="dxa"/>
-            </w:tcMar>
-          </w:tcPr>
-          <w:p>
-            <w:pPr>
-              <w:spacing w:before="40" w:after="40" w:line="341" w:lineRule="auto"/>
-              <w:jc w:val="left"/>
-            </w:pPr>
-            <w:r/>
-            <w:r>
-              <w:rPr>
-                <w:rFonts w:ascii="Times New Roman" w:hAnsi="Times New Roman" w:eastAsia="宋体"/>
-                <w:b/>
-                <w:color w:val="191919"/>
-                <w:sz w:val="19"/>
-              </w:rPr>
-              <w:t>16-9　内/外　影视筹备书房·雪夜和艺北街与林海雪原尖顶古堡 — 夜</w:t>
-            </w:r>
-          </w:p>
-        </w:tc>
-        <w:tc>
-          <w:tcPr>
-            <w:tcW w:type="dxa" w:w="7344"/>
-            <w:vAlign w:val="center"/>
-            <w:tcMar>
-              <w:top w:w="105" w:type="dxa"/>
-              <w:bottom w:w="105" w:type="dxa"/>
-              <w:left w:w="145" w:type="dxa"/>
-              <w:right w:w="145" w:type="dxa"/>
-            </w:tcMar>
-          </w:tcPr>
-          <w:p>
-            <w:pPr>
-              <w:spacing w:before="40" w:after="40" w:line="341" w:lineRule="auto"/>
-              <w:jc w:val="left"/>
-            </w:pPr>
-            <w:r/>
-            <w:r>
-              <w:rPr>
-                <w:rFonts w:ascii="Times New Roman" w:hAnsi="Times New Roman" w:eastAsia="宋体"/>
-                <w:b w:val="0"/>
-                <w:color w:val="191919"/>
-                <w:sz w:val="19"/>
-              </w:rPr>
-              <w:t>【出场人物】荀未来、赵了</w:t>
-              <w:br/>
-              <w:t>【戏剧推进】夜晚，影视筹备书房内，白板上写着《宿夜伐梦｜总导演/编剧：荀未来｜联合导演/执行：赵左右》。身穿黑西装的四十一岁荀未来正坐在书桌前研读《金融与投资论坛》论文并用黑笔做标注；六十六岁的赵了则背着手在书桌后方焦躁地来回踱步。荀未来烦躁地停下笔转头看他。 你能别老走来走去的吗？影响我学习！ 赵了停下脚步，按着胸口眉头紧锁。</w:t>
-            </w:r>
-          </w:p>
-        </w:tc>
-      </w:tr>
-      <w:tr>
-        <w:trPr>
-          <w:cantSplit/>
-        </w:trPr>
-        <w:tc>
-          <w:tcPr>
-            <w:tcW w:type="dxa" w:w="3024"/>
-            <w:vAlign w:val="center"/>
-            <w:tcMar>
-              <w:top w:w="105" w:type="dxa"/>
-              <w:bottom w:w="105" w:type="dxa"/>
-              <w:left w:w="145" w:type="dxa"/>
-              <w:right w:w="145" w:type="dxa"/>
-            </w:tcMar>
-            <w:shd w:fill="F7FAFC"/>
-          </w:tcPr>
-          <w:p>
-            <w:pPr>
-              <w:spacing w:before="40" w:after="40" w:line="341" w:lineRule="auto"/>
-              <w:jc w:val="left"/>
-            </w:pPr>
-            <w:r/>
-            <w:r>
-              <w:rPr>
-                <w:rFonts w:ascii="Times New Roman" w:hAnsi="Times New Roman" w:eastAsia="宋体"/>
-                <w:b/>
-                <w:color w:val="191919"/>
-                <w:sz w:val="19"/>
-              </w:rPr>
-              <w:t>罗爱文拿荀未来的摩托罗拉翻盖手机输“0121”密码</w:t>
-              <w:br/>
-              <w:t>（场次：第16-1场）</w:t>
-            </w:r>
-          </w:p>
-        </w:tc>
-        <w:tc>
-          <w:tcPr>
-            <w:tcW w:type="dxa" w:w="7344"/>
-            <w:vAlign w:val="center"/>
-            <w:tcMar>
-              <w:top w:w="105" w:type="dxa"/>
-              <w:bottom w:w="105" w:type="dxa"/>
-              <w:left w:w="145" w:type="dxa"/>
-              <w:right w:w="145" w:type="dxa"/>
-            </w:tcMar>
-            <w:shd w:fill="F7FAFC"/>
-          </w:tcPr>
-          <w:p>
-            <w:pPr>
-              <w:spacing w:before="40" w:after="40" w:line="341" w:lineRule="auto"/>
-              <w:jc w:val="left"/>
-            </w:pPr>
-            <w:r/>
-            <w:r>
-              <w:rPr>
-                <w:rFonts w:ascii="Times New Roman" w:hAnsi="Times New Roman" w:eastAsia="宋体"/>
-                <w:b w:val="0"/>
-                <w:color w:val="191919"/>
-                <w:sz w:val="19"/>
-              </w:rPr>
-              <w:t>【原片微距文字与物理特征实证】宿舍挂钟指向9点52分，荀未来去岁月潭未带手机，罗爱文拿起桌上的MOTOROLA翻盖手机尝试输入“0121”解锁提示密码错误。</w:t>
-            </w:r>
-          </w:p>
-        </w:tc>
-      </w:tr>
-      <w:tr>
-        <w:trPr>
-          <w:cantSplit/>
-        </w:trPr>
-        <w:tc>
-          <w:tcPr>
-            <w:tcW w:type="dxa" w:w="3024"/>
-            <w:vAlign w:val="center"/>
-            <w:tcMar>
-              <w:top w:w="105" w:type="dxa"/>
-              <w:bottom w:w="105" w:type="dxa"/>
-              <w:left w:w="145" w:type="dxa"/>
-              <w:right w:w="145" w:type="dxa"/>
-            </w:tcMar>
-          </w:tcPr>
-          <w:p>
-            <w:pPr>
-              <w:spacing w:before="40" w:after="40" w:line="341" w:lineRule="auto"/>
-              <w:jc w:val="left"/>
-            </w:pPr>
-            <w:r/>
-            <w:r>
-              <w:rPr>
-                <w:rFonts w:ascii="Times New Roman" w:hAnsi="Times New Roman" w:eastAsia="宋体"/>
-                <w:b/>
-                <w:color w:val="191919"/>
-                <w:sz w:val="19"/>
-              </w:rPr>
-              <w:t>长林八中校车（吉A·6795D）旁本集片名《第 16 集 再见，老同学》</w:t>
-              <w:br/>
-              <w:t>（场次：第16-3场）</w:t>
-            </w:r>
-          </w:p>
-        </w:tc>
-        <w:tc>
-          <w:tcPr>
-            <w:tcW w:type="dxa" w:w="7344"/>
-            <w:vAlign w:val="center"/>
-            <w:tcMar>
-              <w:top w:w="105" w:type="dxa"/>
-              <w:bottom w:w="105" w:type="dxa"/>
-              <w:left w:w="145" w:type="dxa"/>
-              <w:right w:w="145" w:type="dxa"/>
-            </w:tcMar>
-          </w:tcPr>
-          <w:p>
-            <w:pPr>
-              <w:spacing w:before="40" w:after="40" w:line="341" w:lineRule="auto"/>
-              <w:jc w:val="left"/>
-            </w:pPr>
-            <w:r/>
-            <w:r>
-              <w:rPr>
-                <w:rFonts w:ascii="Times New Roman" w:hAnsi="Times New Roman" w:eastAsia="宋体"/>
-                <w:b w:val="0"/>
-                <w:color w:val="191919"/>
-                <w:sz w:val="19"/>
-              </w:rPr>
-              <w:t>【原片微距文字与物理特征实证】周日清晨学工大巴返校，画面浮现片名《第 16 集 再见，老同学》，荀未来随即前往主任办公室向戴娟正式提出退学。</w:t>
-            </w:r>
-          </w:p>
-        </w:tc>
-      </w:tr>
-      <w:tr>
-        <w:trPr>
-          <w:cantSplit/>
-        </w:trPr>
-        <w:tc>
-          <w:tcPr>
-            <w:tcW w:type="dxa" w:w="3024"/>
-            <w:vAlign w:val="center"/>
-            <w:tcMar>
-              <w:top w:w="105" w:type="dxa"/>
-              <w:bottom w:w="105" w:type="dxa"/>
-              <w:left w:w="145" w:type="dxa"/>
-              <w:right w:w="145" w:type="dxa"/>
-            </w:tcMar>
-            <w:shd w:fill="F7FAFC"/>
-          </w:tcPr>
-          <w:p>
-            <w:pPr>
-              <w:spacing w:before="40" w:after="40" w:line="341" w:lineRule="auto"/>
-              <w:jc w:val="left"/>
-            </w:pPr>
-            <w:r/>
-            <w:r>
-              <w:rPr>
-                <w:rFonts w:ascii="Times New Roman" w:hAnsi="Times New Roman" w:eastAsia="宋体"/>
-                <w:b/>
-                <w:color w:val="191919"/>
-                <w:sz w:val="19"/>
-              </w:rPr>
-              <w:t>校门口卖废品换来的“五毛钱荷花硬币”补送生日小蛋糕</w:t>
-              <w:br/>
-              <w:t>（场次：第16-4场）</w:t>
-            </w:r>
-          </w:p>
-        </w:tc>
-        <w:tc>
-          <w:tcPr>
-            <w:tcW w:type="dxa" w:w="7344"/>
-            <w:vAlign w:val="center"/>
-            <w:tcMar>
-              <w:top w:w="105" w:type="dxa"/>
-              <w:bottom w:w="105" w:type="dxa"/>
-              <w:left w:w="145" w:type="dxa"/>
-              <w:right w:w="145" w:type="dxa"/>
-            </w:tcMar>
-            <w:shd w:fill="F7FAFC"/>
-          </w:tcPr>
-          <w:p>
-            <w:pPr>
-              <w:spacing w:before="40" w:after="40" w:line="341" w:lineRule="auto"/>
-              <w:jc w:val="left"/>
-            </w:pPr>
-            <w:r/>
-            <w:r>
-              <w:rPr>
-                <w:rFonts w:ascii="Times New Roman" w:hAnsi="Times New Roman" w:eastAsia="宋体"/>
-                <w:b w:val="0"/>
-                <w:color w:val="191919"/>
-                <w:sz w:val="19"/>
-              </w:rPr>
-              <w:t>【原片微距文字与物理特征实证】荀未来把废书卖给三轮车大爷换来一枚5毛钱硬币，转手送给赵左右去车站买5毛钱小蛋糕许愿补过生日（精准呼应EP04雪夜5毛钱小蛋糕）。</w:t>
-            </w:r>
-          </w:p>
-        </w:tc>
-      </w:tr>
-      <w:tr>
-        <w:trPr>
-          <w:cantSplit/>
-        </w:trPr>
-        <w:tc>
-          <w:tcPr>
-            <w:tcW w:type="dxa" w:w="3024"/>
-            <w:vAlign w:val="center"/>
-            <w:tcMar>
-              <w:top w:w="105" w:type="dxa"/>
-              <w:bottom w:w="105" w:type="dxa"/>
-              <w:left w:w="145" w:type="dxa"/>
-              <w:right w:w="145" w:type="dxa"/>
-            </w:tcMar>
-          </w:tcPr>
-          <w:p>
-            <w:pPr>
-              <w:spacing w:before="40" w:after="40" w:line="341" w:lineRule="auto"/>
-              <w:jc w:val="left"/>
-            </w:pPr>
-            <w:r/>
-            <w:r>
-              <w:rPr>
-                <w:rFonts w:ascii="Times New Roman" w:hAnsi="Times New Roman" w:eastAsia="宋体"/>
-                <w:b/>
-                <w:color w:val="191919"/>
-                <w:sz w:val="19"/>
-              </w:rPr>
-              <w:t>八中教学楼【诚朴 修正 正己 树人】校训与四人挥手送别</w:t>
-              <w:br/>
-              <w:t>（场次：第16-4场）</w:t>
-            </w:r>
-          </w:p>
-        </w:tc>
-        <w:tc>
-          <w:tcPr>
-            <w:tcW w:type="dxa" w:w="7344"/>
-            <w:vAlign w:val="center"/>
-            <w:tcMar>
-              <w:top w:w="105" w:type="dxa"/>
-              <w:bottom w:w="105" w:type="dxa"/>
-              <w:left w:w="145" w:type="dxa"/>
-              <w:right w:w="145" w:type="dxa"/>
-            </w:tcMar>
-          </w:tcPr>
-          <w:p>
-            <w:pPr>
-              <w:spacing w:before="40" w:after="40" w:line="341" w:lineRule="auto"/>
-              <w:jc w:val="left"/>
-            </w:pPr>
-            <w:r/>
-            <w:r>
-              <w:rPr>
-                <w:rFonts w:ascii="Times New Roman" w:hAnsi="Times New Roman" w:eastAsia="宋体"/>
-                <w:b w:val="0"/>
-                <w:color w:val="191919"/>
-                <w:sz w:val="19"/>
-              </w:rPr>
-              <w:t>【原片微距文字与物理特征实证】刚出院的徐图图与王一漫赶来校门口，与赵左右、罗爱文并肩高喊“再见荀哥！”，荀未来仰望八中校训后挥手擦泪告别高中时代。</w:t>
-            </w:r>
-          </w:p>
-        </w:tc>
-      </w:tr>
-      <w:tr>
-        <w:trPr>
-          <w:cantSplit/>
-        </w:trPr>
-        <w:tc>
-          <w:tcPr>
-            <w:tcW w:type="dxa" w:w="3024"/>
-            <w:vAlign w:val="center"/>
-            <w:tcMar>
-              <w:top w:w="105" w:type="dxa"/>
-              <w:bottom w:w="105" w:type="dxa"/>
-              <w:left w:w="145" w:type="dxa"/>
-              <w:right w:w="145" w:type="dxa"/>
-            </w:tcMar>
-            <w:shd w:fill="F7FAFC"/>
-          </w:tcPr>
-          <w:p>
-            <w:pPr>
-              <w:spacing w:before="40" w:after="40" w:line="341" w:lineRule="auto"/>
-              <w:jc w:val="left"/>
-            </w:pPr>
-            <w:r/>
-            <w:r>
-              <w:rPr>
-                <w:rFonts w:ascii="Times New Roman" w:hAnsi="Times New Roman" w:eastAsia="宋体"/>
-                <w:b/>
-                <w:color w:val="191919"/>
-                <w:sz w:val="19"/>
-              </w:rPr>
-              <w:t>502室赵了按菜谱喷多了白醋的东北“锅包肉”</w:t>
-              <w:br/>
-              <w:t>（场次：第16-4场）</w:t>
-            </w:r>
-          </w:p>
-        </w:tc>
-        <w:tc>
-          <w:tcPr>
-            <w:tcW w:type="dxa" w:w="7344"/>
-            <w:vAlign w:val="center"/>
-            <w:tcMar>
-              <w:top w:w="105" w:type="dxa"/>
-              <w:bottom w:w="105" w:type="dxa"/>
-              <w:left w:w="145" w:type="dxa"/>
-              <w:right w:w="145" w:type="dxa"/>
-            </w:tcMar>
-            <w:shd w:fill="F7FAFC"/>
-          </w:tcPr>
-          <w:p>
-            <w:pPr>
-              <w:spacing w:before="40" w:after="40" w:line="341" w:lineRule="auto"/>
-              <w:jc w:val="left"/>
-            </w:pPr>
-            <w:r/>
-            <w:r>
-              <w:rPr>
-                <w:rFonts w:ascii="Times New Roman" w:hAnsi="Times New Roman" w:eastAsia="宋体"/>
-                <w:b w:val="0"/>
-                <w:color w:val="191919"/>
-                <w:sz w:val="19"/>
-              </w:rPr>
-              <w:t>【原片微距文字与物理特征实证】荀未来拉行李箱住进502室，赵了亲自下厨做锅包肉却喷多了白醋，把荀未来酸得当场飙出东北话：“哎呀妈呀！你这搁了多少醋啊？！”</w:t>
-            </w:r>
-          </w:p>
-        </w:tc>
-      </w:tr>
-      <w:tr>
-        <w:trPr>
-          <w:cantSplit/>
-        </w:trPr>
-        <w:tc>
-          <w:tcPr>
-            <w:tcW w:type="dxa" w:w="3024"/>
-            <w:vAlign w:val="center"/>
-            <w:tcMar>
-              <w:top w:w="105" w:type="dxa"/>
-              <w:bottom w:w="105" w:type="dxa"/>
-              <w:left w:w="145" w:type="dxa"/>
-              <w:right w:w="145" w:type="dxa"/>
-            </w:tcMar>
-          </w:tcPr>
-          <w:p>
-            <w:pPr>
-              <w:spacing w:before="40" w:after="40" w:line="341" w:lineRule="auto"/>
-              <w:jc w:val="left"/>
-            </w:pPr>
-            <w:r/>
-            <w:r>
-              <w:rPr>
-                <w:rFonts w:ascii="Times New Roman" w:hAnsi="Times New Roman" w:eastAsia="宋体"/>
-                <w:b/>
-                <w:color w:val="191919"/>
-                <w:sz w:val="19"/>
-              </w:rPr>
-              <w:t>DV视频里罗爱文研发的“手摇新能源发电灯”短路冒烟</w:t>
-              <w:br/>
-              <w:t>（场次：第16-5场）</w:t>
-            </w:r>
-          </w:p>
-        </w:tc>
-        <w:tc>
-          <w:tcPr>
-            <w:tcW w:type="dxa" w:w="7344"/>
-            <w:vAlign w:val="center"/>
-            <w:tcMar>
-              <w:top w:w="105" w:type="dxa"/>
-              <w:bottom w:w="105" w:type="dxa"/>
-              <w:left w:w="145" w:type="dxa"/>
-              <w:right w:w="145" w:type="dxa"/>
-            </w:tcMar>
-          </w:tcPr>
-          <w:p>
-            <w:pPr>
-              <w:spacing w:before="40" w:after="40" w:line="341" w:lineRule="auto"/>
-              <w:jc w:val="left"/>
-            </w:pPr>
-            <w:r/>
-            <w:r>
-              <w:rPr>
-                <w:rFonts w:ascii="Times New Roman" w:hAnsi="Times New Roman" w:eastAsia="宋体"/>
-                <w:b w:val="0"/>
-                <w:color w:val="191919"/>
-                <w:sz w:val="19"/>
-              </w:rPr>
-              <w:t>【原片微距文字与物理特征实证】立志搞技术的罗爱文手捧自制手摇新能源发电灯录制视频，摇动把手时当场短路爆燃冒黑烟，赵左右画外惊呼：“爱文你没事吧？没毁容吧？！”</w:t>
-            </w:r>
-          </w:p>
-        </w:tc>
-      </w:tr>
-      <w:tr>
-        <w:trPr>
-          <w:cantSplit/>
-        </w:trPr>
-        <w:tc>
-          <w:tcPr>
-            <w:tcW w:type="dxa" w:w="3024"/>
-            <w:vAlign w:val="center"/>
-            <w:tcMar>
-              <w:top w:w="105" w:type="dxa"/>
-              <w:bottom w:w="105" w:type="dxa"/>
-              <w:left w:w="145" w:type="dxa"/>
-              <w:right w:w="145" w:type="dxa"/>
-            </w:tcMar>
-            <w:shd w:fill="F7FAFC"/>
-          </w:tcPr>
-          <w:p>
-            <w:pPr>
-              <w:spacing w:before="40" w:after="40" w:line="341" w:lineRule="auto"/>
-              <w:jc w:val="left"/>
-            </w:pPr>
-            <w:r/>
-            <w:r>
-              <w:rPr>
-                <w:rFonts w:ascii="Times New Roman" w:hAnsi="Times New Roman" w:eastAsia="宋体"/>
-                <w:b/>
-                <w:color w:val="191919"/>
-                <w:sz w:val="19"/>
-              </w:rPr>
-              <w:t>微机室电脑【魔豆网｜频道：左右日常集】播放量页面</w:t>
-              <w:br/>
-              <w:t>（场次：第16-5场）</w:t>
-            </w:r>
-          </w:p>
-        </w:tc>
-        <w:tc>
-          <w:tcPr>
-            <w:tcW w:type="dxa" w:w="7344"/>
-            <w:vAlign w:val="center"/>
-            <w:tcMar>
-              <w:top w:w="105" w:type="dxa"/>
-              <w:bottom w:w="105" w:type="dxa"/>
-              <w:left w:w="145" w:type="dxa"/>
-              <w:right w:w="145" w:type="dxa"/>
-            </w:tcMar>
-            <w:shd w:fill="F7FAFC"/>
-          </w:tcPr>
-          <w:p>
-            <w:pPr>
-              <w:spacing w:before="40" w:after="40" w:line="341" w:lineRule="auto"/>
-              <w:jc w:val="left"/>
-            </w:pPr>
-            <w:r/>
-            <w:r>
-              <w:rPr>
-                <w:rFonts w:ascii="Times New Roman" w:hAnsi="Times New Roman" w:eastAsia="宋体"/>
-                <w:b w:val="0"/>
-                <w:color w:val="191919"/>
-                <w:sz w:val="19"/>
-              </w:rPr>
-              <w:t>【原片微距文字与物理特征实证】网页显示《EVAN的超能计划》（播放32）、《状元小吃征集录》（播放21）、《我们的下课礼4！！》（播放9）等，王一漫感叹缺了荀哥的商业定位。</w:t>
-            </w:r>
-          </w:p>
-        </w:tc>
-      </w:tr>
-      <w:tr>
-        <w:trPr>
-          <w:cantSplit/>
-        </w:trPr>
-        <w:tc>
-          <w:tcPr>
-            <w:tcW w:type="dxa" w:w="3024"/>
-            <w:vAlign w:val="center"/>
-            <w:tcMar>
-              <w:top w:w="105" w:type="dxa"/>
-              <w:bottom w:w="105" w:type="dxa"/>
-              <w:left w:w="145" w:type="dxa"/>
-              <w:right w:w="145" w:type="dxa"/>
-            </w:tcMar>
-          </w:tcPr>
-          <w:p>
-            <w:pPr>
-              <w:spacing w:before="40" w:after="40" w:line="341" w:lineRule="auto"/>
-              <w:jc w:val="left"/>
-            </w:pPr>
-            <w:r/>
-            <w:r>
-              <w:rPr>
-                <w:rFonts w:ascii="Times New Roman" w:hAnsi="Times New Roman" w:eastAsia="宋体"/>
-                <w:b/>
-                <w:color w:val="191919"/>
-                <w:sz w:val="19"/>
-              </w:rPr>
-              <w:t>影视筹备室白板演员墙“凌霄 / 刘美奕”角色选角照</w:t>
-              <w:br/>
-              <w:t>（场次：第16-5场）</w:t>
-            </w:r>
-          </w:p>
-        </w:tc>
-        <w:tc>
-          <w:tcPr>
-            <w:tcW w:type="dxa" w:w="7344"/>
-            <w:vAlign w:val="center"/>
-            <w:tcMar>
-              <w:top w:w="105" w:type="dxa"/>
-              <w:bottom w:w="105" w:type="dxa"/>
-              <w:left w:w="145" w:type="dxa"/>
-              <w:right w:w="145" w:type="dxa"/>
-            </w:tcMar>
-          </w:tcPr>
-          <w:p>
-            <w:pPr>
-              <w:spacing w:before="40" w:after="40" w:line="341" w:lineRule="auto"/>
-              <w:jc w:val="left"/>
-            </w:pPr>
-            <w:r/>
-            <w:r>
-              <w:rPr>
-                <w:rFonts w:ascii="Times New Roman" w:hAnsi="Times New Roman" w:eastAsia="宋体"/>
-                <w:b w:val="0"/>
-                <w:color w:val="191919"/>
-                <w:sz w:val="19"/>
-              </w:rPr>
-              <w:t>【原片微距文字与物理特征实证】白板贴有武侠剧角色阵容（雪山/韩一飞、龙在天/郭晨、凌霄/刘美奕等），荀未来不计回报买下剧组只为帮母亲圆梦。</w:t>
-            </w:r>
-          </w:p>
-        </w:tc>
-      </w:tr>
-      <w:tr>
-        <w:trPr>
-          <w:cantSplit/>
-        </w:trPr>
-        <w:tc>
-          <w:tcPr>
-            <w:tcW w:type="dxa" w:w="3024"/>
-            <w:vAlign w:val="center"/>
-            <w:tcMar>
-              <w:top w:w="105" w:type="dxa"/>
-              <w:bottom w:w="105" w:type="dxa"/>
-              <w:left w:w="145" w:type="dxa"/>
-              <w:right w:w="145" w:type="dxa"/>
-            </w:tcMar>
-            <w:shd w:fill="F7FAFC"/>
-          </w:tcPr>
-          <w:p>
-            <w:pPr>
-              <w:spacing w:before="40" w:after="40" w:line="341" w:lineRule="auto"/>
-              <w:jc w:val="left"/>
-            </w:pPr>
-            <w:r/>
-            <w:r>
-              <w:rPr>
-                <w:rFonts w:ascii="Times New Roman" w:hAnsi="Times New Roman" w:eastAsia="宋体"/>
-                <w:b/>
-                <w:color w:val="191919"/>
-                <w:sz w:val="19"/>
-              </w:rPr>
-              <w:t>长林海航酒店（HNA Hotel）门外荀未来陪煤老板跪地拜把子</w:t>
-              <w:br/>
-              <w:t>（场次：第16-5场）</w:t>
-            </w:r>
-          </w:p>
-        </w:tc>
-        <w:tc>
-          <w:tcPr>
-            <w:tcW w:type="dxa" w:w="7344"/>
-            <w:vAlign w:val="center"/>
-            <w:tcMar>
-              <w:top w:w="105" w:type="dxa"/>
-              <w:bottom w:w="105" w:type="dxa"/>
-              <w:left w:w="145" w:type="dxa"/>
-              <w:right w:w="145" w:type="dxa"/>
-            </w:tcMar>
-            <w:shd w:fill="F7FAFC"/>
-          </w:tcPr>
-          <w:p>
-            <w:pPr>
-              <w:spacing w:before="40" w:after="40" w:line="341" w:lineRule="auto"/>
-              <w:jc w:val="left"/>
-            </w:pPr>
-            <w:r/>
-            <w:r>
-              <w:rPr>
-                <w:rFonts w:ascii="Times New Roman" w:hAnsi="Times New Roman" w:eastAsia="宋体"/>
-                <w:b w:val="0"/>
-                <w:color w:val="191919"/>
-                <w:sz w:val="19"/>
-              </w:rPr>
-              <w:t>【原片微距文字与物理特征实证】喝醉的山西煤老板老白非要当街义结金兰，荀未来双膝跪在冰冷地砖上陪他指天磕头拜把子，终于拿下“这戏我投了！不差钱！”的承诺。</w:t>
-            </w:r>
-          </w:p>
-        </w:tc>
-      </w:tr>
-      <w:tr>
-        <w:trPr>
-          <w:cantSplit/>
-        </w:trPr>
-        <w:tc>
-          <w:tcPr>
-            <w:tcW w:type="dxa" w:w="3024"/>
-            <w:vAlign w:val="center"/>
-            <w:tcMar>
-              <w:top w:w="105" w:type="dxa"/>
-              <w:bottom w:w="105" w:type="dxa"/>
-              <w:left w:w="145" w:type="dxa"/>
-              <w:right w:w="145" w:type="dxa"/>
-            </w:tcMar>
-          </w:tcPr>
-          <w:p>
-            <w:pPr>
-              <w:spacing w:before="40" w:after="40" w:line="341" w:lineRule="auto"/>
-              <w:jc w:val="left"/>
-            </w:pPr>
-            <w:r/>
-            <w:r>
-              <w:rPr>
-                <w:rFonts w:ascii="Times New Roman" w:hAnsi="Times New Roman" w:eastAsia="宋体"/>
-                <w:b/>
-                <w:color w:val="191919"/>
-                <w:sz w:val="19"/>
-              </w:rPr>
-              <w:t>荀未来亲笔书写的《江湖侠警》摄制组试戏邀请信封</w:t>
-              <w:br/>
-              <w:t>（场次：第16-6场）</w:t>
-            </w:r>
-          </w:p>
-        </w:tc>
-        <w:tc>
-          <w:tcPr>
-            <w:tcW w:type="dxa" w:w="7344"/>
-            <w:vAlign w:val="center"/>
-            <w:tcMar>
-              <w:top w:w="105" w:type="dxa"/>
-              <w:bottom w:w="105" w:type="dxa"/>
-              <w:left w:w="145" w:type="dxa"/>
-              <w:right w:w="145" w:type="dxa"/>
-            </w:tcMar>
-          </w:tcPr>
-          <w:p>
-            <w:pPr>
-              <w:spacing w:before="40" w:after="40" w:line="341" w:lineRule="auto"/>
-              <w:jc w:val="left"/>
-            </w:pPr>
-            <w:r/>
-            <w:r>
-              <w:rPr>
-                <w:rFonts w:ascii="Times New Roman" w:hAnsi="Times New Roman" w:eastAsia="宋体"/>
-                <w:b w:val="0"/>
-                <w:color w:val="191919"/>
-                <w:sz w:val="19"/>
-              </w:rPr>
-              <w:t>【原片微距文字与物理特征实证】信封收件人：吉林省长林市南关区光明路幸福家园5栋401 刘美奕（收）；寄件人：电视剧《江湖侠警》摄制组。</w:t>
-            </w:r>
-          </w:p>
-        </w:tc>
-      </w:tr>
-      <w:tr>
-        <w:trPr>
-          <w:cantSplit/>
-        </w:trPr>
-        <w:tc>
-          <w:tcPr>
-            <w:tcW w:type="dxa" w:w="3024"/>
-            <w:vAlign w:val="center"/>
-            <w:tcMar>
-              <w:top w:w="105" w:type="dxa"/>
-              <w:bottom w:w="105" w:type="dxa"/>
-              <w:left w:w="145" w:type="dxa"/>
-              <w:right w:w="145" w:type="dxa"/>
-            </w:tcMar>
-            <w:shd w:fill="F7FAFC"/>
-          </w:tcPr>
-          <w:p>
-            <w:pPr>
-              <w:spacing w:before="40" w:after="40" w:line="341" w:lineRule="auto"/>
-              <w:jc w:val="left"/>
-            </w:pPr>
-            <w:r/>
-            <w:r>
-              <w:rPr>
-                <w:rFonts w:ascii="Times New Roman" w:hAnsi="Times New Roman" w:eastAsia="宋体"/>
-                <w:b/>
-                <w:color w:val="191919"/>
-                <w:sz w:val="19"/>
-              </w:rPr>
-              <w:t>“光明路幸福家园5号”401信报箱刘美奕取出试戏信</w:t>
-              <w:br/>
-              <w:t>（场次：第16-7场）</w:t>
-            </w:r>
-          </w:p>
-        </w:tc>
-        <w:tc>
-          <w:tcPr>
-            <w:tcW w:type="dxa" w:w="7344"/>
-            <w:vAlign w:val="center"/>
-            <w:tcMar>
-              <w:top w:w="105" w:type="dxa"/>
-              <w:bottom w:w="105" w:type="dxa"/>
-              <w:left w:w="145" w:type="dxa"/>
-              <w:right w:w="145" w:type="dxa"/>
-            </w:tcMar>
-            <w:shd w:fill="F7FAFC"/>
-          </w:tcPr>
-          <w:p>
-            <w:pPr>
-              <w:spacing w:before="40" w:after="40" w:line="341" w:lineRule="auto"/>
-              <w:jc w:val="left"/>
-            </w:pPr>
-            <w:r/>
-            <w:r>
-              <w:rPr>
-                <w:rFonts w:ascii="Times New Roman" w:hAnsi="Times New Roman" w:eastAsia="宋体"/>
-                <w:b w:val="0"/>
-                <w:color w:val="191919"/>
-                <w:sz w:val="19"/>
-              </w:rPr>
-              <w:t>【原片微距文字与物理特征实证】买菜归来的刘美奕打开信报箱，在报纸下发现《江湖侠警》摄制组寄来的试戏信，重燃尘封二十多年的演员梦。</w:t>
-            </w:r>
-          </w:p>
-        </w:tc>
-      </w:tr>
-      <w:tr>
-        <w:trPr>
-          <w:cantSplit/>
-        </w:trPr>
-        <w:tc>
-          <w:tcPr>
-            <w:tcW w:type="dxa" w:w="3024"/>
-            <w:vAlign w:val="center"/>
-            <w:tcMar>
-              <w:top w:w="105" w:type="dxa"/>
-              <w:bottom w:w="105" w:type="dxa"/>
-              <w:left w:w="145" w:type="dxa"/>
-              <w:right w:w="145" w:type="dxa"/>
-            </w:tcMar>
-          </w:tcPr>
-          <w:p>
-            <w:pPr>
-              <w:spacing w:before="40" w:after="40" w:line="341" w:lineRule="auto"/>
-              <w:jc w:val="left"/>
-            </w:pPr>
-            <w:r/>
-            <w:r>
-              <w:rPr>
-                <w:rFonts w:ascii="Times New Roman" w:hAnsi="Times New Roman" w:eastAsia="宋体"/>
-                <w:b/>
-                <w:color w:val="191919"/>
-                <w:sz w:val="19"/>
-              </w:rPr>
-              <w:t>徐图图从卧室衣柜取出亲手织的“笑脸花朵白毛线帽”</w:t>
-              <w:br/>
-              <w:t>（场次：第16-8场）</w:t>
-            </w:r>
-          </w:p>
-        </w:tc>
-        <w:tc>
-          <w:tcPr>
-            <w:tcW w:type="dxa" w:w="7344"/>
-            <w:vAlign w:val="center"/>
-            <w:tcMar>
-              <w:top w:w="105" w:type="dxa"/>
-              <w:bottom w:w="105" w:type="dxa"/>
-              <w:left w:w="145" w:type="dxa"/>
-              <w:right w:w="145" w:type="dxa"/>
-            </w:tcMar>
-          </w:tcPr>
-          <w:p>
-            <w:pPr>
-              <w:spacing w:before="40" w:after="40" w:line="341" w:lineRule="auto"/>
-              <w:jc w:val="left"/>
-            </w:pPr>
-            <w:r/>
-            <w:r>
-              <w:rPr>
-                <w:rFonts w:ascii="Times New Roman" w:hAnsi="Times New Roman" w:eastAsia="宋体"/>
-                <w:b w:val="0"/>
-                <w:color w:val="191919"/>
-                <w:sz w:val="19"/>
-              </w:rPr>
-              <w:t>【原片微距文字与物理特征实证】面对因皱纹和年龄自卑怯镜的刘美奕，徐图图取出自己在EP10亲手织好的白色毛球笑脸帽送给阿姨戴上，帮她找回少女般的自信。</w:t>
-            </w:r>
-          </w:p>
-        </w:tc>
-      </w:tr>
-      <w:tr>
-        <w:trPr>
-          <w:cantSplit/>
-        </w:trPr>
-        <w:tc>
-          <w:tcPr>
-            <w:tcW w:type="dxa" w:w="3024"/>
-            <w:vAlign w:val="center"/>
-            <w:tcMar>
-              <w:top w:w="105" w:type="dxa"/>
-              <w:bottom w:w="105" w:type="dxa"/>
-              <w:left w:w="145" w:type="dxa"/>
-              <w:right w:w="145" w:type="dxa"/>
-            </w:tcMar>
-            <w:shd w:fill="F7FAFC"/>
-          </w:tcPr>
-          <w:p>
-            <w:pPr>
-              <w:spacing w:before="40" w:after="40" w:line="341" w:lineRule="auto"/>
-              <w:jc w:val="left"/>
-            </w:pPr>
-            <w:r/>
-            <w:r>
-              <w:rPr>
-                <w:rFonts w:ascii="Times New Roman" w:hAnsi="Times New Roman" w:eastAsia="宋体"/>
-                <w:b/>
-                <w:color w:val="191919"/>
-                <w:sz w:val="19"/>
-              </w:rPr>
-              <w:t>刘美奕与儿子、图图逛街给赵东来买的“雅戈尔 YOUNGOR”衬衫</w:t>
-              <w:br/>
-              <w:t>（场次：第16-8场）</w:t>
-            </w:r>
-          </w:p>
-        </w:tc>
-        <w:tc>
-          <w:tcPr>
-            <w:tcW w:type="dxa" w:w="7344"/>
-            <w:vAlign w:val="center"/>
-            <w:tcMar>
-              <w:top w:w="105" w:type="dxa"/>
-              <w:bottom w:w="105" w:type="dxa"/>
-              <w:left w:w="145" w:type="dxa"/>
-              <w:right w:w="145" w:type="dxa"/>
-            </w:tcMar>
-            <w:shd w:fill="F7FAFC"/>
-          </w:tcPr>
-          <w:p>
-            <w:pPr>
-              <w:spacing w:before="40" w:after="40" w:line="341" w:lineRule="auto"/>
-              <w:jc w:val="left"/>
-            </w:pPr>
-            <w:r/>
-            <w:r>
-              <w:rPr>
-                <w:rFonts w:ascii="Times New Roman" w:hAnsi="Times New Roman" w:eastAsia="宋体"/>
-                <w:b w:val="0"/>
-                <w:color w:val="191919"/>
-                <w:sz w:val="19"/>
-              </w:rPr>
-              <w:t>【原片微距文字与物理特征实证】备战试镜蒙太奇中，刘美奕、赵左右、徐图图兑现出门前的“Surprise惊喜”诺言，买回雅戈尔衬衫礼盒哄得赵东来眉开眼笑。</w:t>
-            </w:r>
-          </w:p>
-        </w:tc>
-      </w:tr>
-      <w:tr>
-        <w:trPr>
-          <w:cantSplit/>
-        </w:trPr>
-        <w:tc>
-          <w:tcPr>
-            <w:tcW w:type="dxa" w:w="3024"/>
-            <w:vAlign w:val="center"/>
-            <w:tcMar>
-              <w:top w:w="105" w:type="dxa"/>
-              <w:bottom w:w="105" w:type="dxa"/>
-              <w:left w:w="145" w:type="dxa"/>
-              <w:right w:w="145" w:type="dxa"/>
-            </w:tcMar>
-          </w:tcPr>
-          <w:p>
-            <w:pPr>
-              <w:spacing w:before="40" w:after="40" w:line="341" w:lineRule="auto"/>
-              <w:jc w:val="left"/>
-            </w:pPr>
-            <w:r/>
-            <w:r>
-              <w:rPr>
-                <w:rFonts w:ascii="Times New Roman" w:hAnsi="Times New Roman" w:eastAsia="宋体"/>
-                <w:b/>
-                <w:color w:val="191919"/>
-                <w:sz w:val="19"/>
-              </w:rPr>
-              <w:t>剧组试镜间【选角导演/制片人/导演】台签与“煤老板内定”</w:t>
-              <w:br/>
-              <w:t>（场次：第16-8场）</w:t>
-            </w:r>
-          </w:p>
-        </w:tc>
-        <w:tc>
-          <w:tcPr>
-            <w:tcW w:type="dxa" w:w="7344"/>
-            <w:vAlign w:val="center"/>
-            <w:tcMar>
-              <w:top w:w="105" w:type="dxa"/>
-              <w:bottom w:w="105" w:type="dxa"/>
-              <w:left w:w="145" w:type="dxa"/>
-              <w:right w:w="145" w:type="dxa"/>
-            </w:tcMar>
-          </w:tcPr>
-          <w:p>
-            <w:pPr>
-              <w:spacing w:before="40" w:after="40" w:line="341" w:lineRule="auto"/>
-              <w:jc w:val="left"/>
-            </w:pPr>
-            <w:r/>
-            <w:r>
-              <w:rPr>
-                <w:rFonts w:ascii="Times New Roman" w:hAnsi="Times New Roman" w:eastAsia="宋体"/>
-                <w:b w:val="0"/>
-                <w:color w:val="191919"/>
-                <w:sz w:val="19"/>
-              </w:rPr>
-              <w:t>【原片微距文字与物理特征实证】刘美奕全情投入演完武侠独白，导演嫌不如科班出身，制片人耳语“这个是煤老板内定的，走个流程而已啦”。</w:t>
-            </w:r>
-          </w:p>
-        </w:tc>
-      </w:tr>
-      <w:tr>
-        <w:trPr>
-          <w:cantSplit/>
-        </w:trPr>
-        <w:tc>
-          <w:tcPr>
-            <w:tcW w:type="dxa" w:w="3024"/>
-            <w:vAlign w:val="center"/>
-            <w:tcMar>
-              <w:top w:w="105" w:type="dxa"/>
-              <w:bottom w:w="105" w:type="dxa"/>
-              <w:left w:w="145" w:type="dxa"/>
-              <w:right w:w="145" w:type="dxa"/>
-            </w:tcMar>
-            <w:shd w:fill="F7FAFC"/>
-          </w:tcPr>
-          <w:p>
-            <w:pPr>
-              <w:spacing w:before="40" w:after="40" w:line="341" w:lineRule="auto"/>
-              <w:jc w:val="left"/>
-            </w:pPr>
-            <w:r/>
-            <w:r>
-              <w:rPr>
-                <w:rFonts w:ascii="Times New Roman" w:hAnsi="Times New Roman" w:eastAsia="宋体"/>
-                <w:b/>
-                <w:color w:val="191919"/>
-                <w:sz w:val="19"/>
-              </w:rPr>
-              <w:t>《宿夜伐梦》白板与摩托罗拉手机【老白 工作号 正在呼叫】</w:t>
-              <w:br/>
-              <w:t>（场次：第16-9场）</w:t>
-            </w:r>
-          </w:p>
-        </w:tc>
-        <w:tc>
-          <w:tcPr>
-            <w:tcW w:type="dxa" w:w="7344"/>
-            <w:vAlign w:val="center"/>
-            <w:tcMar>
-              <w:top w:w="105" w:type="dxa"/>
-              <w:bottom w:w="105" w:type="dxa"/>
-              <w:left w:w="145" w:type="dxa"/>
-              <w:right w:w="145" w:type="dxa"/>
-            </w:tcMar>
-            <w:shd w:fill="F7FAFC"/>
-          </w:tcPr>
-          <w:p>
-            <w:pPr>
-              <w:spacing w:before="40" w:after="40" w:line="341" w:lineRule="auto"/>
-              <w:jc w:val="left"/>
-            </w:pPr>
-            <w:r/>
-            <w:r>
-              <w:rPr>
-                <w:rFonts w:ascii="Times New Roman" w:hAnsi="Times New Roman" w:eastAsia="宋体"/>
-                <w:b w:val="0"/>
-                <w:color w:val="191919"/>
-                <w:sz w:val="19"/>
-              </w:rPr>
-              <w:t>【原片微距文字与物理特征实证】煤老板老白突然来电单方面毁约撤资，气得荀未来对着电话痛骂“谁是你老弟啊？我是你爹！滚！”。</w:t>
-            </w:r>
-          </w:p>
-        </w:tc>
-      </w:tr>
-      <w:tr>
-        <w:trPr>
-          <w:cantSplit/>
-        </w:trPr>
-        <w:tc>
-          <w:tcPr>
-            <w:tcW w:type="dxa" w:w="3024"/>
-            <w:vAlign w:val="center"/>
-            <w:tcMar>
-              <w:top w:w="105" w:type="dxa"/>
-              <w:bottom w:w="105" w:type="dxa"/>
-              <w:left w:w="145" w:type="dxa"/>
-              <w:right w:w="145" w:type="dxa"/>
-            </w:tcMar>
-          </w:tcPr>
-          <w:p>
-            <w:pPr>
-              <w:spacing w:before="40" w:after="40" w:line="341" w:lineRule="auto"/>
-              <w:jc w:val="left"/>
-            </w:pPr>
-            <w:r/>
-            <w:r>
-              <w:rPr>
-                <w:rFonts w:ascii="Times New Roman" w:hAnsi="Times New Roman" w:eastAsia="宋体"/>
-                <w:b/>
-                <w:color w:val="191919"/>
-                <w:sz w:val="19"/>
-              </w:rPr>
-              <w:t>林海雪原中“人生有限公司”女创始人居住的尖顶石砌古堡</w:t>
-              <w:br/>
-              <w:t>（场次：第16-9场）</w:t>
-            </w:r>
-          </w:p>
-        </w:tc>
-        <w:tc>
-          <w:tcPr>
-            <w:tcW w:type="dxa" w:w="7344"/>
-            <w:vAlign w:val="center"/>
-            <w:tcMar>
-              <w:top w:w="105" w:type="dxa"/>
-              <w:bottom w:w="105" w:type="dxa"/>
-              <w:left w:w="145" w:type="dxa"/>
-              <w:right w:w="145" w:type="dxa"/>
-            </w:tcMar>
-          </w:tcPr>
-          <w:p>
-            <w:pPr>
-              <w:spacing w:before="40" w:after="40" w:line="341" w:lineRule="auto"/>
-              <w:jc w:val="left"/>
-            </w:pPr>
-            <w:r/>
-            <w:r>
-              <w:rPr>
-                <w:rFonts w:ascii="Times New Roman" w:hAnsi="Times New Roman" w:eastAsia="宋体"/>
-                <w:b w:val="0"/>
-                <w:color w:val="191919"/>
-                <w:sz w:val="19"/>
-              </w:rPr>
-              <w:t>【原片微距文字与物理特征实证】赵了开“辽C·8YN34”越野车带荀未来夜访雪原古堡，揭晓里面住着任何时空旅行者看一眼就会触发最高警报强制召回的【人生有限公司】女创始人！</w:t>
+              <w:t>荀未来向戴娟递交退学申请（戴娟含泪叮嘱“把书读完，老戴下辈子也认得出你来”），放下操控16岁自我的执念（“我不打算寻过去了，我要寻未来”），与66岁赵了驱车奔赴雪原古堡寻访32岁青年余博士。</w:t>
             </w:r>
           </w:p>
         </w:tc>
@@ -4171,17 +2654,10 @@
               <w:spacing w:before="40" w:after="40" w:line="341" w:lineRule="auto"/>
               <w:jc w:val="left"/>
             </w:pPr>
-            <w:r/>
             <w:r>
-              <w:rPr>
-                <w:rFonts w:ascii="Times New Roman" w:hAnsi="Times New Roman" w:eastAsia="宋体"/>
-                <w:b/>
-                <w:color w:val="191919"/>
-                <w:sz w:val="19"/>
-              </w:rPr>
               <w:t>S01 @ 02:40.0 (第16-1场)</w:t>
               <w:br/>
-              <w:t>（场次：谢兴阳＆孙羽凡）</w:t>
+              <w:t>（场次：＆）</w:t>
             </w:r>
           </w:p>
         </w:tc>
@@ -4235,17 +2711,10 @@
               <w:spacing w:before="40" w:after="40" w:line="341" w:lineRule="auto"/>
               <w:jc w:val="left"/>
             </w:pPr>
-            <w:r/>
             <w:r>
-              <w:rPr>
-                <w:rFonts w:ascii="Times New Roman" w:hAnsi="Times New Roman" w:eastAsia="宋体"/>
-                <w:b/>
-                <w:color w:val="191919"/>
-                <w:sz w:val="19"/>
-              </w:rPr>
               <w:t>S02 @ 05:31.0 (第16-3场)</w:t>
               <w:br/>
-              <w:t>（场次：林翠）</w:t>
+              <w:t>（场次：）</w:t>
             </w:r>
           </w:p>
         </w:tc>
@@ -4299,17 +2768,10 @@
               <w:spacing w:before="40" w:after="40" w:line="341" w:lineRule="auto"/>
               <w:jc w:val="left"/>
             </w:pPr>
-            <w:r/>
             <w:r>
-              <w:rPr>
-                <w:rFonts w:ascii="Times New Roman" w:hAnsi="Times New Roman" w:eastAsia="宋体"/>
-                <w:b/>
-                <w:color w:val="191919"/>
-                <w:sz w:val="19"/>
-              </w:rPr>
               <w:t>S02 @ 07:21.0 (第16-3场)</w:t>
               <w:br/>
-              <w:t>（场次：马天宇）</w:t>
+              <w:t>（场次：）</w:t>
             </w:r>
           </w:p>
         </w:tc>
@@ -4363,17 +2825,10 @@
               <w:spacing w:before="40" w:after="40" w:line="341" w:lineRule="auto"/>
               <w:jc w:val="left"/>
             </w:pPr>
-            <w:r/>
             <w:r>
-              <w:rPr>
-                <w:rFonts w:ascii="Times New Roman" w:hAnsi="Times New Roman" w:eastAsia="宋体"/>
-                <w:b/>
-                <w:color w:val="191919"/>
-                <w:sz w:val="19"/>
-              </w:rPr>
               <w:t>S03 @ 09:37.0 (第16-3场)</w:t>
               <w:br/>
-              <w:t>（场次：马天宇）</w:t>
+              <w:t>（场次：）</w:t>
             </w:r>
           </w:p>
         </w:tc>
@@ -4427,17 +2882,10 @@
               <w:spacing w:before="40" w:after="40" w:line="341" w:lineRule="auto"/>
               <w:jc w:val="left"/>
             </w:pPr>
-            <w:r/>
             <w:r>
-              <w:rPr>
-                <w:rFonts w:ascii="Times New Roman" w:hAnsi="Times New Roman" w:eastAsia="宋体"/>
-                <w:b/>
-                <w:color w:val="191919"/>
-                <w:sz w:val="19"/>
-              </w:rPr>
               <w:t>S03 @ 10:37.0 (第16-3场)</w:t>
               <w:br/>
-              <w:t>（场次：梁国荣）</w:t>
+              <w:t>（场次：）</w:t>
             </w:r>
           </w:p>
         </w:tc>
@@ -4491,17 +2939,10 @@
               <w:spacing w:before="40" w:after="40" w:line="341" w:lineRule="auto"/>
               <w:jc w:val="left"/>
             </w:pPr>
-            <w:r/>
             <w:r>
-              <w:rPr>
-                <w:rFonts w:ascii="Times New Roman" w:hAnsi="Times New Roman" w:eastAsia="宋体"/>
-                <w:b/>
-                <w:color w:val="191919"/>
-                <w:sz w:val="19"/>
-              </w:rPr>
               <w:t>S04 @ 13:23.0 (第16-4场)</w:t>
               <w:br/>
-              <w:t>（场次：徐梦洁）</w:t>
+              <w:t>（场次：）</w:t>
             </w:r>
           </w:p>
         </w:tc>
@@ -4555,17 +2996,10 @@
               <w:spacing w:before="40" w:after="40" w:line="341" w:lineRule="auto"/>
               <w:jc w:val="left"/>
             </w:pPr>
-            <w:r/>
             <w:r>
-              <w:rPr>
-                <w:rFonts w:ascii="Times New Roman" w:hAnsi="Times New Roman" w:eastAsia="宋体"/>
-                <w:b/>
-                <w:color w:val="191919"/>
-                <w:sz w:val="19"/>
-              </w:rPr>
               <w:t>S04 @ 13:43.0 (第16-4场)</w:t>
               <w:br/>
-              <w:t>（场次：曾宥臻）</w:t>
+              <w:t>（场次：）</w:t>
             </w:r>
           </w:p>
         </w:tc>
@@ -4619,17 +3053,10 @@
               <w:spacing w:before="40" w:after="40" w:line="341" w:lineRule="auto"/>
               <w:jc w:val="left"/>
             </w:pPr>
-            <w:r/>
             <w:r>
-              <w:rPr>
-                <w:rFonts w:ascii="Times New Roman" w:hAnsi="Times New Roman" w:eastAsia="宋体"/>
-                <w:b/>
-                <w:color w:val="191919"/>
-                <w:sz w:val="19"/>
-              </w:rPr>
               <w:t>S04 @ 16:03.0 (第16-4场)</w:t>
               <w:br/>
-              <w:t>（场次：马天宇）</w:t>
+              <w:t>（场次：）</w:t>
             </w:r>
           </w:p>
         </w:tc>

--- a/01_《三人行》全24集全流程标杆成品库/03_剧作结构、悬念节奏与视听解码/EP16_《三人行》第十六集《再见，老同学》剧作结构、悬念节奏与视听解码.docx
+++ b/01_《三人行》全24集全流程标杆成品库/03_剧作结构、悬念节奏与视听解码/EP16_《三人行》第十六集《再见，老同学》剧作结构、悬念节奏与视听解码.docx
@@ -229,13 +229,9 @@
               <w:jc w:val="left"/>
             </w:pPr>
             <w:r>
-              <w:rPr>
-                <w:rFonts w:ascii="黑体" w:hAnsi="黑体"/>
-                <w:b/>
-              </w:rPr>
               <w:t>海航酒店门外两斤白酒与《江湖侠警》剧本</w:t>
               <w:br/>
-              <w:t>（16-2至16-3场）</w:t>
+              <w:t>（16-5至16-8场）</w:t>
             </w:r>
           </w:p>
         </w:tc>
@@ -281,13 +277,9 @@
               <w:jc w:val="left"/>
             </w:pPr>
             <w:r>
-              <w:rPr>
-                <w:rFonts w:ascii="黑体" w:hAnsi="黑体"/>
-                <w:b/>
-              </w:rPr>
               <w:t>退学申请书与林海雪原哥特式古堡地图</w:t>
               <w:br/>
-              <w:t>（16-4至16-6场）</w:t>
+              <w:t>（16-3／16-9场）</w:t>
             </w:r>
           </w:p>
         </w:tc>

--- a/01_《三人行》全24集全流程标杆成品库/03_剧作结构、悬念节奏与视听解码/EP16_《三人行》第十六集《再见，老同学》剧作结构、悬念节奏与视听解码.docx
+++ b/01_《三人行》全24集全流程标杆成品库/03_剧作结构、悬念节奏与视听解码/EP16_《三人行》第十六集《再见，老同学》剧作结构、悬念节奏与视听解码.docx
@@ -850,21 +850,10 @@
             </w:tcMar>
           </w:tcPr>
           <w:p>
-            <w:pPr>
-              <w:spacing w:before="40" w:after="40" w:line="341" w:lineRule="auto"/>
-              <w:jc w:val="left"/>
-            </w:pPr>
-            <w:r/>
             <w:r>
-              <w:rPr>
-                <w:rFonts w:ascii="Times New Roman" w:hAnsi="Times New Roman" w:eastAsia="宋体"/>
-                <w:b w:val="0"/>
-                <w:color w:val="191919"/>
-                <w:sz w:val="19"/>
-              </w:rPr>
               <w:t>【出场人物】赵左右、罗爱文、保安门卫、荀未来</w:t>
               <w:br/>
-              <w:t>【本场戏剧功能与导演调度任务】夜晚九点五十二分，爱荣机械制造厂的男生高低床宿舍内，十六岁的赵左右与罗爱文站在桌旁，看着墙上的挂钟满脸焦急。 罗爱文赞同地点了点头，低头一看书桌，突然发现荀未来的摩托罗拉翻盖手机还静静躺在桌面上！罗爱文连忙拿起翻盖手机打开按了几个数字（尝试输入密码“0121”，屏幕弹出“密码错误……</w:t>
+              <w:t>【本场戏剧功能与导演调度任务】【开篇立局/黄金冷开场调度】以「内/外　爱荣机械厂男生宿舍·厂门传达室与厂外马路 — 夜」为物理容器，聚焦（赵左右、罗爱文、保安门卫、荀未来）的对手戏力场，核心导演任务在于：通过生活化微动作与潜台词交锋外化角色心理位移，衔接前后场因果链条。</w:t>
               <w:br/>
               <w:t>【完整剧情推进与动作细节】夜晚九点五十二分，爱荣机械制造厂的男生高低床宿舍内，十六岁的赵左右与罗爱文站在桌旁，看着墙上的挂钟满脸焦急。 罗爱文赞同地点了点头，低头一看书桌，突然发现荀未来的摩托罗拉翻盖手机还静静躺在桌面上！罗爱文连忙拿起翻盖手机打开按了几个数字（尝试输入密码“0121”，屏幕弹出“密码错误”）。 赵左右当机立断，招呼罗爱文一起往外冲。 飘雪的寒夜里，赵左右和罗爱文一路小跑冲到工厂大门旁的传达室窗口，敲开玻璃窗，举起手里的手机照片向值班保安大叔询问。 保安大叔探头看了一眼，指了指厂门外的马路。 赵左右愣住了，转过身难以置信地看着罗爱文。 罗爱文挠了挠爆炸头，懊恼地回想刚才在车间窗外和石阶上聊天的情景。 赵左右急得直跺脚，苦恼地摊开手。</w:t>
               <w:br/>
@@ -984,21 +973,10 @@
             </w:tcMar>
           </w:tcPr>
           <w:p>
-            <w:pPr>
-              <w:spacing w:before="40" w:after="40" w:line="341" w:lineRule="auto"/>
-              <w:jc w:val="left"/>
-            </w:pPr>
-            <w:r/>
             <w:r>
-              <w:rPr>
-                <w:rFonts w:ascii="Times New Roman" w:hAnsi="Times New Roman" w:eastAsia="宋体"/>
-                <w:b w:val="0"/>
-                <w:color w:val="191919"/>
-                <w:sz w:val="19"/>
-              </w:rPr>
               <w:t>【出场人物】戴娟、荀未来、罗爱文、赵左右、赵了（闪回）、荀未来（闪回）</w:t>
               <w:br/>
-              <w:t>【本场戏剧功能与导演调度任务】周日返校的清晨，印有“吉A·6795D”车牌的学工大巴车停在长林市第八中学内，画面浮现本集片名：第 16 集 再见，老同学。 十六岁的赵左右背着书包走下大巴车，无意间瞥见四十一岁的荀未来独自一人朝着行政楼方向走去，神色有些异样，便悄悄跟了上去。</w:t>
+              <w:t>【本场戏剧功能与导演调度任务】【中点转折与矛盾升级调度】以「外/内　长林八中校门口·教导主任办公室·高一十班教室与岁月潭雪夜（闪回） — 日/夜」为物理容器，聚焦（戴娟、荀未来、罗爱文、赵左右、赵了（闪回）、荀未来（闪回））的对手戏力场，核心导演任务在于：引爆学业分科抉择、少年良知与同窗义气冲突。</w:t>
               <w:br/>
               <w:t>【完整剧情推进与动作细节】周日返校的清晨，印有“吉A·6795D”车牌的学工大巴车停在长林市第八中学内，画面浮现本集片名：第 16 集 再见，老同学。 十六岁的赵左右背着书包走下大巴车，无意间瞥见四十一岁的荀未来独自一人朝着行政楼方向走去，神色有些异样，便悄悄跟了上去。 挂满“教书育人 桃李满天下”锦旗的教导主任办公室内，四十一岁的荀未来笔直地站在办公桌前，向教导主任戴娟正式提出了退学申请；尾随而至的赵左右躲在半掩的办公室门缝外，震惊地捂住嘴偷听。 荀未来双手插在校服外套口袋里，神态平静而坦然。 戴娟皱起眉头，关切地仰头看着这个才转来几个月却聪明绝顶的学生。 荀未来轻轻摇了摇头，嘴角浮起一抹释然的微笑。 戴娟还是有些惋惜，试图用刚火起来的《三人行》杂志挽留他。 荀未来抬起头望向窗外的阳光，说出了自己历经两世后的通透感悟。</w:t>
               <w:br/>
@@ -1053,21 +1031,10 @@
             <w:shd w:fill="F7FAFC"/>
           </w:tcPr>
           <w:p>
-            <w:pPr>
-              <w:spacing w:before="40" w:after="40" w:line="341" w:lineRule="auto"/>
-              <w:jc w:val="left"/>
-            </w:pPr>
-            <w:r/>
             <w:r>
-              <w:rPr>
-                <w:rFonts w:ascii="Times New Roman" w:hAnsi="Times New Roman" w:eastAsia="宋体"/>
-                <w:b w:val="0"/>
-                <w:color w:val="191919"/>
-                <w:sz w:val="19"/>
-              </w:rPr>
               <w:t>【出场人物】赵左右、荀未来、罗爱文、徐图图、王一漫、赵左右/徐图图/罗爱文/王一漫、赵了</w:t>
               <w:br/>
-              <w:t>【本场戏剧功能与导演调度任务】画面切回白天长林市第八中学校门口路边。收废品的大爷把荀未来整理出来的一大摞旧试卷和废书搬上三轮车，从兜里摸出一枚金黄的五毛钱硬币（印着荷花图案的五角硬币）递给荀未来；荀未来礼貌地道了声“谢谢啊”。旁边的赵左右和罗爱文看着那辆装得满满当当的三轮车直替荀哥抱不平。 罗爱文也愤愤不平地……</w:t>
+              <w:t>【本场戏剧功能与导演调度任务】【中点转折与矛盾升级调度】以「外/内　长林八中校门口林荫道·502室赵了家与雪夜路虎车内 — 日/夜」为物理容器，聚焦（赵左右、荀未来、罗爱文、徐图图、王一漫、赵左右/徐图图/罗爱文/王一漫、赵了）的对手戏力场，核心导演任务在于：引爆学业分科抉择、少年良知与同窗义气冲突。</w:t>
               <w:br/>
               <w:t>【完整剧情推进与动作细节】画面切回白天长林市第八中学校门口路边。收废品的大爷把荀未来整理出来的一大摞旧试卷和废书搬上三轮车，从兜里摸出一枚金黄的五毛钱硬币（印着荷花图案的五角硬币）递给荀未来；荀未来礼貌地道了声“谢谢啊”。旁边的赵左右和罗爱文看着那辆装得满满当当的三轮车直替荀哥抱不平。 罗爱文也愤愤不平地帮腔：“奸商，少说也得值五十呀！”荀未来却低头看着掌心里那枚五毛钱硬币，转过身温柔地递到了十六岁赵左右的面前——精准呼应了第四集雪夜里小赵请他吃的那块五毛钱车站小蛋糕！ 赵左右接过那枚带着体温的五毛钱硬币，眼眶微酸地握在手心里，抬头与荀未来定下明年的生日之约。 四十一岁的荀未来微笑着重重点头，说出了一句双关的永恒承诺。 一旁的罗爱文连忙凑上来指着自己追问。 荀未来笑着拍了拍罗爱文的肩膀：“嗯，左右在，我肯定也在。”赵左右紧接着好奇地反问荀哥的生日。 和赵左右同一天生日的荀未来笑着打了个太极，与两个少年拉钩约定。 赵左右笑着搂住罗爱文的肩膀，提起了远方的陈明。</w:t>
               <w:br/>
@@ -1120,21 +1087,10 @@
             </w:tcMar>
           </w:tcPr>
           <w:p>
-            <w:pPr>
-              <w:spacing w:before="40" w:after="40" w:line="341" w:lineRule="auto"/>
-              <w:jc w:val="left"/>
-            </w:pPr>
-            <w:r/>
             <w:r>
-              <w:rPr>
-                <w:rFonts w:ascii="Times New Roman" w:hAnsi="Times New Roman" w:eastAsia="宋体"/>
-                <w:b w:val="0"/>
-                <w:color w:val="191919"/>
-                <w:sz w:val="19"/>
-              </w:rPr>
               <w:t>【出场人物】荀未来、赵了、徐图图、王一漫、合作导演、煤老板老白、赵了（耳机音）</w:t>
               <w:br/>
-              <w:t>【本场戏剧功能与导演调度任务】白天的豪华酒店套房内，脱下高中校服的四十一岁荀未来换上了一身笔挺的黑色定制西装、白衬衫配黑领带，手腕上戴着名表，站在全身镜前帅气地整理衣领、拿起路虎车钥匙。坐在后方沙发上的六十六岁赵了满意地点头夸赞：“有派头喽。” 赵了站起身走到镜子旁，笑着拍了拍这位新晋“荀老板”的肩膀。</w:t>
+              <w:t>【本场戏剧功能与导演调度任务】【中点转折与矛盾升级调度】以「内　酒店套房·长林八中微机室·影视筹备办公室与海航酒店门外 — 日/夜」为物理容器，聚焦（荀未来、赵了、徐图图、王一漫、合作导演、煤老板老白、赵了（耳机音））的对手戏力场，核心导演任务在于：引爆学业分科抉择、少年良知与同窗义气冲突；深化中国式原生家庭“刀子嘴与避风港”的代际情感共振。</w:t>
               <w:br/>
               <w:t>【完整剧情推进与动作细节】白天的豪华酒店套房内，脱下高中校服的四十一岁荀未来换上了一身笔挺的黑色定制西装、白衬衫配黑领带，手腕上戴着名表，站在全身镜前帅气地整理衣领、拿起路虎车钥匙。坐在后方沙发上的六十六岁赵了满意地点头夸赞：“有派头喽。” 赵了站起身走到镜子旁，笑着拍了拍这位新晋“荀老板”的肩膀。 画面浮现字幕：数日后。长林八中微机室（电脑机房）内，先切入一段赵左右用DV拍摄的搞笑视频画面：只见立志搞技术的罗爱文在镜头前手捧一个自己手工焊制的“手摇新能源发电灯”，得意洋洋地边摇把手边介绍：“Hello大家好，这是我新研发的新能源发电灯，慢慢摇……”话音未落，“啪”的一声电火花爆闪，发电灯当场短路冒出滚滚黑烟，吓得画外掌镜的赵左右惊呼：“爱文，你没事吧？没毁容吧？！” 微机室电脑屏幕前，网页标题栏显示着【魔豆网 - 搜尽天下视频｜频道：左右日常集】，下面列着赵左右上传的五条视频（《EVAN的超能计划》播放32、《状元小吃征集录》播放21、《我们的下课礼4！！》播放9、《历史老师近代的一天～》播放7、《厉害了 八中口译祭》播放41）。徐图图盯着惨淡的播放量气鼓鼓地拍了一下鼠标。 坐在旁边的王一漫看着屏幕，客观冷静地分析原因，不由自主地提起了已经退学的荀未来。 徐图图闻言转过头，看了一眼后排荀未来那张空荡荡的课桌，眼神里掠过一丝思念，随即又释然地微笑起来。 与此同时，长林市某影视筹备办公室（白板演员墙上贴着《宿夜伐梦 / 江湖侠警》选角照，其中“凌霄”一角下方赫然贴着母亲刘美奕的照片！）内，西装革履的“荀老板……</w:t>
               <w:br/>
@@ -1189,21 +1145,10 @@
             <w:shd w:fill="F7FAFC"/>
           </w:tcPr>
           <w:p>
-            <w:pPr>
-              <w:spacing w:before="40" w:after="40" w:line="341" w:lineRule="auto"/>
-              <w:jc w:val="left"/>
-            </w:pPr>
-            <w:r/>
             <w:r>
-              <w:rPr>
-                <w:rFonts w:ascii="Times New Roman" w:hAnsi="Times New Roman" w:eastAsia="宋体"/>
-                <w:b w:val="0"/>
-                <w:color w:val="191919"/>
-                <w:sz w:val="19"/>
-              </w:rPr>
               <w:t>【出场人物】赵了、荀未来、舒图（闪回）、荀未来（闪回）</w:t>
               <w:br/>
-              <w:t>【本场戏剧功能与导演调度任务】送走煤老板的出租车后，站在海航酒店门外寒风中的四十一岁荀未来再也撑不住了，他猛地弯下腰，扶着膝盖痛苦地剧烈干呕起来，捂着火辣辣的胃部在寒夜里大口喘着白气。 半个小时后，街边一辆热气腾腾的简易小吃餐车内，六十六岁的赵了掰开一双一次性木筷架在热汤碗上，心疼地看着把脑袋歪靠在暖气片上、……</w:t>
+              <w:t>【本场戏剧功能与导演调度任务】【中点转折与矛盾升级调度】以「外/内　海航酒店门外·街边小餐车·酒店套房与2033年书房（闪回） — 夜」为物理容器，聚焦（赵了、荀未来、舒图（闪回）、荀未来（闪回））的对手戏力场，核心导演任务在于：深化中国式原生家庭“刀子嘴与避风港”的代际情感共振。</w:t>
               <w:br/>
               <w:t>【完整剧情推进与动作细节】送走煤老板的出租车后，站在海航酒店门外寒风中的四十一岁荀未来再也撑不住了，他猛地弯下腰，扶着膝盖痛苦地剧烈干呕起来，捂着火辣辣的胃部在寒夜里大口喘着白气。 半个小时后，街边一辆热气腾腾的简易小吃餐车内，六十六岁的赵了掰开一双一次性木筷架在热汤碗上，心疼地看着把脑袋歪靠在暖气片上、醉眼惺忪的荀未来。 荀未来闭着眼，有气无力地比划了一下。 赵了叹了口气，想起了自己四十岁时在职场的酒量。 荀未来靠在暖气片上，苍白的脸上却浮起一抹孩子般纯粹而自豪的笑容，轻声吐露心底对母亲刘美奕的思念。 六十六岁的赵了听得眼眶微热，连忙转过头冲着餐车老板喊了一声：“老板，有生姜吗？” 深夜，酒店套房内万籁俱寂。身穿黑白纹丝绸睡袍的六十六岁赵了起夜走出卧室，打着哈欠经过书房门口时，突然停下了脚步——只见刚刚喝了快两斤白酒的荀未来，此刻竟披着西装外套坐在台灯下，强撑着疲惫一笔一画地手写着电影剧本方案与试戏通知！ 望着台灯下四十一岁自己那日渐稀疏的发顶与拼命伏案的背影，六十六岁的赵了眼神骤然温柔而酸楚，脑海中闪回2033年与妻子舒图（徐图图，）在家里书房的温馨一幕——</w:t>
               <w:br/>
@@ -1256,21 +1201,10 @@
             </w:tcMar>
           </w:tcPr>
           <w:p>
-            <w:pPr>
-              <w:spacing w:before="40" w:after="40" w:line="341" w:lineRule="auto"/>
-              <w:jc w:val="left"/>
-            </w:pPr>
-            <w:r/>
             <w:r>
-              <w:rPr>
-                <w:rFonts w:ascii="Times New Roman" w:hAnsi="Times New Roman" w:eastAsia="宋体"/>
-                <w:b w:val="0"/>
-                <w:color w:val="191919"/>
-                <w:sz w:val="19"/>
-              </w:rPr>
               <w:t>【出场人物】刘美奕、赵左右、徐图图</w:t>
               <w:br/>
-              <w:t>【本场戏剧功能与导演调度任务】雪后初晴的白天，身穿米白色羽绒服的刘美奕手里拎着刚买的大葱和蔬菜走回“光明路幸福家园5号”单元楼下。她用钥匙打开“401（原501室对应信箱）”号绿色信报箱，取出当天的报纸，突然发现报纸底下压着一封来自《江湖侠警》摄制组的牛皮纸信件！刘美奕低头看着信封上的字迹，满脸疑惑地轻声自语……</w:t>
+              <w:t>【本场戏剧功能与导演调度任务】【叙事推进与人物关系博弈调度】以「外/内　光明路幸福家园楼下信报箱·501室客厅与长林八中食堂 — 日」为物理容器，聚焦（刘美奕、赵左右、徐图图）的对手戏力场，核心导演任务在于：深化中国式原生家庭“刀子嘴与避风港”的代际情感共振。</w:t>
               <w:br/>
               <w:t>【完整剧情推进与动作细节】雪后初晴的白天，身穿米白色羽绒服的刘美奕手里拎着刚买的大葱和蔬菜走回“光明路幸福家园5号”单元楼下。她用钥匙打开“401（原501室对应信箱）”号绿色信报箱，取出当天的报纸，突然发现报纸底下压着一封来自《江湖侠警》摄制组的牛皮纸信件！刘美奕低头看着信封上的字迹，满脸疑惑地轻声自语。 次日清晨（周五），五零一室客厅内，穿好黑夹克的赵东来正火急火燎地到处翻找公文包：“哎，我包呢？”坐在沙发上看剧本的刘美奕连忙指了指沙发侧面：“这儿这儿这儿！”赵东来拎起公文包一边往门外冲一边念叨着“今天领导都在，千万别迟到了”，刘美奕顺着他的话大声送别后，立刻起身走到玄关锁好防盗门，确认家里没人后，深深吸了一口气！ 只见四十岁的刘美奕把那叠《江湖侠警》试戏剧本卷成一根圆筒当成宝剑握在手中，瞬间进入侠女状态！她眼神凌厉，脚踏七星步，在客厅中央与博古架前挥“剑”直指，字正腔圆地大声演练起武侠台词！ 伴随着最后一声大喝，刘美奕右手握着剧本卷猛地向前一记直刺——动作骤然石化在半空中！ 只见走廊门帘处，身穿白色秋衣睡裤、嘴里塞着满嘴白沫牙刷的十六岁赵左右，正目瞪口呆地站在那儿看着母亲大杀四方！刘美奕脸颊瞬间涨得通红，尴尬地缓缓收回手里的剧本卷，强装镇定地质问儿子。 赵左右嘴里叼着牙刷，含糊不清地解释。 刘美奕板起脸催促：“那你磨蹭啥呢？”赵左右赶紧应着“哦哦哦”缩回卫生间洗漱。等卫生间门一关，客厅里的刘美奕当场社死抓狂，双手捂住滚烫的脸颊，羞耻得蹲在了地上！过了几秒，她定了定神，走到卫生间门口敲了敲门，压低声音……</w:t>
               <w:br/>
@@ -1325,21 +1259,10 @@
             <w:shd w:fill="F7FAFC"/>
           </w:tcPr>
           <w:p>
-            <w:pPr>
-              <w:spacing w:before="40" w:after="40" w:line="341" w:lineRule="auto"/>
-              <w:jc w:val="left"/>
-            </w:pPr>
-            <w:r/>
             <w:r>
-              <w:rPr>
-                <w:rFonts w:ascii="Times New Roman" w:hAnsi="Times New Roman" w:eastAsia="宋体"/>
-                <w:b w:val="0"/>
-                <w:color w:val="191919"/>
-                <w:sz w:val="19"/>
-              </w:rPr>
               <w:t>【出场人物】赵东来、刘美奕、赵左右、徐图图、合作导演、剧组制片人</w:t>
               <w:br/>
-              <w:t>【本场戏剧功能与导演调度任务】周六上午，五零一室客厅内，穿戴整齐的赵左右和刘美奕正准备悄悄出门，坐在沙发上看报纸的赵东来突然抬起头问了一句。 刘美奕笑着编了个逛街买春装的借口。</w:t>
+              <w:t>【本场戏剧功能与导演调度任务】【片尾断章/高潮尾钩（Cliffhanger）调度】以「内/外　501室客厅·徐图图家1449室·试镜教室与备战蒙太奇 — 日」为物理容器，聚焦（赵东来、刘美奕、赵左右、徐图图、合作导演、剧组制片人）的对手戏力场，核心导演任务在于：深化中国式原生家庭“刀子嘴与避风港”的代际情感共振。</w:t>
               <w:br/>
               <w:t>【完整剧情推进与动作细节】周六上午，五零一室客厅内，穿戴整齐的赵左右和刘美奕正准备悄悄出门，坐在沙发上看报纸的赵东来突然抬起头问了一句。 刘美奕笑着编了个逛街买春装的借口。 赵东来指了指窗外还没化透的积雪，满脸疑惑：“哈？这雪还没化透呢，现在就买开春的衣服了？”刘美奕面不改色地解释新款得趁早买，不料赵东来一合报纸，竟然要起身跟着一起去！ 赵左右吓了一跳，连忙冲上前按住父亲的肩膀，急中生智地抛出了“秘密惊喜”大法！ 刘美奕连忙配合地点头说“对，惊喜”，母子俩一唱一和地飞快逃出家门，留下赵东来在沙发上乐呵呵地挥手喊：“哎，别买太贵的啊！” 半个小时后，徐图图家（1449室）温馨的客厅内，十六岁的赵左右正举着那台索尼DV摄像机对准客厅中央的刘美奕，徐图图则拿着剧本站在旁边当提词员。然而面对黑洞洞的摄像机镜头，刘美奕浑身僵硬，比划了一个拔剑姿势后当场卡壳忘词！ 赵左右放下DV，疑惑地询问母亲。 刘美奕沮丧地放下手臂，走到沙发边坐下，眼神里满是挫败与年龄自卑。</w:t>
               <w:br/>
@@ -1392,21 +1315,10 @@
             </w:tcMar>
           </w:tcPr>
           <w:p>
-            <w:pPr>
-              <w:spacing w:before="40" w:after="40" w:line="341" w:lineRule="auto"/>
-              <w:jc w:val="left"/>
-            </w:pPr>
-            <w:r/>
             <w:r>
-              <w:rPr>
-                <w:rFonts w:ascii="Times New Roman" w:hAnsi="Times New Roman" w:eastAsia="宋体"/>
-                <w:b w:val="0"/>
-                <w:color w:val="191919"/>
-                <w:sz w:val="19"/>
-              </w:rPr>
               <w:t>【出场人物】荀未来、赵了、赵了（耳机音）</w:t>
               <w:br/>
-              <w:t>【本场戏剧功能与导演调度任务】夜晚，影视筹备书房内，白板上写着《宿夜伐梦｜总导演/编剧：荀未来｜联合导演/执行：赵左右》。身穿黑西装的四十一岁荀未来正坐在书桌前研读《金融与投资论坛》论文并用黑笔做标注；六十六岁的赵了则背着手在书桌后方焦躁地来回踱步。荀未来烦躁地停下笔转头看他。 赵了停下脚步，按着胸口眉头紧锁……</w:t>
+              <w:t>【本场戏剧功能与导演调度任务】【片尾断章/高潮尾钩（Cliffhanger）调度】以「内/外　影视筹备书房·雪夜和艺北街与林海雪原尖顶古堡 — 夜」为物理容器，聚焦（荀未来、赵了、赵了（耳机音））的对手戏力场，核心导演任务在于：通过生活化微动作与潜台词交锋外化角色心理位移，衔接前后场因果链条。</w:t>
               <w:br/>
               <w:t>【完整剧情推进与动作细节】夜晚，影视筹备书房内，白板上写着《宿夜伐梦｜总导演/编剧：荀未来｜联合导演/执行：赵左右》。身穿黑西装的四十一岁荀未来正坐在书桌前研读《金融与投资论坛》论文并用黑笔做标注；六十六岁的赵了则背着手在书桌后方焦躁地来回踱步。荀未来烦躁地停下笔转头看他。 赵了停下脚步，按着胸口眉头紧锁。 荀未来不以为然地摊开双手宽慰他。 话音未落，书桌上的摩托罗拉翻盖手机突然响起清脆的“Hello Moto”铃声，屏幕显示：【老白（工作号）正在呼叫】！赵了脸色一变，连声催促：“快接、快接、快接！”荀未来翻开手机盖放到耳边，赵了也紧张地把耳朵贴过来一起听。 电话那头的煤老板老白不仅单方面毁约撤资，还说了难听的话，气得荀未来脸色铁青，对着话筒破口大骂后狠狠合上翻盖！ 荀未来气得从椅子上蹦起来在屋里暴走；反倒是刚才心慌的六十六岁赵了此刻冷静了下来，稳稳坐进老板椅里安抚他。 荀未来叉着腰气喘吁吁地质问他。 经历过大风大浪的六十六岁赵了淡淡一笑，说出了一句充满人生智慧的格言。</w:t>
               <w:br/>

--- a/01_《三人行》全24集全流程标杆成品库/03_剧作结构、悬念节奏与视听解码/EP16_《三人行》第十六集《再见，老同学》剧作结构、悬念节奏与视听解码.docx
+++ b/01_《三人行》全24集全流程标杆成品库/03_剧作结构、悬念节奏与视听解码/EP16_《三人行》第十六集《再见，老同学》剧作结构、悬念节奏与视听解码.docx
@@ -230,8 +230,6 @@
             </w:pPr>
             <w:r>
               <w:t>海航酒店门外两斤白酒与《江湖侠警》剧本</w:t>
-              <w:br/>
-              <w:t>（16-5至16-8场）</w:t>
             </w:r>
           </w:p>
         </w:tc>
@@ -278,8 +276,6 @@
             </w:pPr>
             <w:r>
               <w:t>退学申请书与林海雪原哥特式古堡地图</w:t>
-              <w:br/>
-              <w:t>（16-3／16-9场）</w:t>
             </w:r>
           </w:p>
         </w:tc>
@@ -353,7 +349,7 @@
           <w:color w:val="141414"/>
           <w:sz w:val="21"/>
         </w:rPr>
-        <w:t>• 起承转合五幕戏剧节拍与冷开场/强尾钩排布（B账）：• 冷开场（16-1至16-3）：学工夜小赵与罗爱文看门卫监控寻找失联的荀哥（闪回揭晓昨晚荀未来在岁月潭雪林路虎车尾向赵了宣布彻底放弃改命、回2033好好照顾舒图）；周日返校清晨，荀未来在主任办公室向戴娟正式提出退学（“没有最好的行业，只有一直进步的人”）； • 第一幕（16-4）：八中校门口林荫道催泪送别——荀未来把一大摞废书卖给收废品大爷换来一枚荷花五毛钱硬币，送给小赵去车站买五毛钱小蛋糕补过生日（呼应EP04雪夜五毛钱蛋糕），与赶来送行的徐图图、王一漫、罗爱文、赵左右定下“顶峰相见”之约挥泪告别八中！ • 第二幕（16-5至16-6）：荀未来拉行李箱住进502室，换上黑西装化身“荀老板”；为帮母亲刘美奕圆电影女主角梦，他买下《江湖侠警》剧组，在赵了蓝牙耳机指挥下陪山西煤老板老白搓澡喝酒两斤、在海航酒店门外下跪结拜拉来投资，吐得昏天黑地后亲笔写好试戏邀请信寄往幸福家园/福慧家园； • 第三幕（16-7至16-8）：刘美奕在楼下信报箱取出《江湖侠警》试戏信，在501客厅拿剧本卷当剑演练侠女台词被翘课在家的小赵撞见；周六小赵骗过父亲带母亲去徐图图家（1449室）排练，徐图图把自己织的米白笑脸花朵毛线帽送给产生年龄焦虑的刘美奕戴上帮她找回自信，并去试镜教室完成试戏； • 第四幕（16-9前半）：影视筹备书房内，正当荀未来与赵了等待开机时，山西煤老板老白突然来电毁约撤资，剧组面临停摆绝境； • 第五幕尾钩（16-9后半）：赵了驾驶黑E·6T534路虎车带荀未来深入林海雪原尖顶石砌古堡，找一位“在2058年八九十岁、2008年三四十岁、脾气古怪且慕强的传奇女富豪”拉投资——铁艺大门弹开，赵了在耳机里揭晓：“除了是女富豪，她还有一个身份——时空旅行的发明人，余博士！”</w:t>
+        <w:t>• 起承转合五幕戏剧节拍与冷开场/强尾钩排布（B账）：• 冷开场：学工夜小赵与罗爱文看门卫监控寻找失联的荀哥（闪回揭晓昨晚荀未来在岁月潭雪林路虎车尾向赵了宣布彻底放弃改命、回2033好好照顾舒图）；周日返校清晨，荀未来在主任办公室向戴娟正式提出退学（“没有最好的行业，只有一直进步的人”）； • 第一幕：八中校门口林荫道催泪送别——荀未来把一大摞废书卖给收废品大爷换来一枚荷花五毛钱硬币，送给小赵去车站买五毛钱小蛋糕补过生日（呼应EP04雪夜五毛钱蛋糕），与赶来送行的徐图图、王一漫、罗爱文、赵左右定下“顶峰相见”之约挥泪告别八中！ • 第二幕：荀未来拉行李箱住进502室，换上黑西装化身“荀老板”；为帮母亲刘美奕圆电影女主角梦，他买下《江湖侠警》剧组，在赵了蓝牙耳机指挥下陪山西煤老板老白搓澡喝酒两斤、在海航酒店门外下跪结拜拉来投资，吐得昏天黑地后亲笔写好试戏邀请信寄往幸福家园/福慧家园； • 第三幕：刘美奕在楼下信报箱取出《江湖侠警》试戏信，在501客厅拿剧本卷当剑演练侠女台词被翘课在家的小赵撞见；周六小赵骗过父亲带母亲去徐图图家（1449室）排练，徐图图把自己织的米白笑脸花朵毛线帽送给产生年龄焦虑的刘美奕戴上帮她找回自信，并去试镜教室完成试戏； • 第四幕（16-9前半）：影视筹备书房内，正当荀未来与赵了等待开机时，山西煤老板老白突然来电毁约撤资，剧组面临停摆绝境； • 第五幕尾钩（16-9后半）：赵了驾驶黑E·6T534路虎车带荀未来深入林海雪原尖顶石砌古堡，找一位“在2058年八九十岁、2008年三四十岁、脾气古怪且慕强的传奇女富豪”拉投资——铁艺大门弹开，赵了在耳机里揭晓：“除了是女富豪，她还有一个身份——时空旅行的发明人，余博士！”</w:t>
       </w:r>
     </w:p>
     <w:tbl>
@@ -683,13 +679,13 @@
                 <w:color w:val="191919"/>
                 <w:sz w:val="19"/>
               </w:rPr>
-              <w:t>• 冷开场（16-1至16-3）：学工夜小赵与罗爱文看门卫监控寻找失联的荀哥（闪回揭晓昨晚荀未来在岁月潭雪林路虎车尾向赵了宣布彻底放弃改命、回2033好好照顾舒图）；周日返校清晨，荀未来在主任办公室向戴娟正式提出退学（“没有最好的行业，只有一直进步的人”）；</w:t>
+              <w:t>• 冷开场：学工夜小赵与罗爱文看门卫监控寻找失联的荀哥（闪回揭晓昨晚荀未来在岁月潭雪林路虎车尾向赵了宣布彻底放弃改命、回2033好好照顾舒图）；周日返校清晨，荀未来在主任办公室向戴娟正式提出退学（“没有最好的行业，只有一直进步的人”）；</w:t>
               <w:br/>
-              <w:t>• 第一幕（16-4）：八中校门口林荫道催泪送别——荀未来把一大摞废书卖给收废品大爷换来一枚荷花五毛钱硬币，送给小赵去车站买五毛钱小蛋糕补过生日（呼应EP04雪夜五毛钱蛋糕），与赶来送行的徐图图、王一漫、罗爱文、赵左右定下“顶峰相见”之约挥泪告别八中！</w:t>
+              <w:t>• 第一幕：八中校门口林荫道催泪送别——荀未来把一大摞废书卖给收废品大爷换来一枚荷花五毛钱硬币，送给小赵去车站买五毛钱小蛋糕补过生日（呼应EP04雪夜五毛钱蛋糕），与赶来送行的徐图图、王一漫、罗爱文、赵左右定下“顶峰相见”之约挥泪告别八中！</w:t>
               <w:br/>
-              <w:t>• 第二幕（16-5至16-6）：荀未来拉行李箱住进502室，换上黑西装化身“荀老板”；为帮母亲刘美奕圆电影女主角梦，他买下《江湖侠警》剧组，在赵了蓝牙耳机指挥下陪山西煤老板老白搓澡喝酒两斤、在海航酒店门外下跪结拜拉来投资，吐得昏天黑地后亲笔写好试戏邀请信寄往幸福家园/福慧家园；</w:t>
+              <w:t>• 第二幕：荀未来拉行李箱住进502室，换上黑西装化身“荀老板”；为帮母亲刘美奕圆电影女主角梦，他买下《江湖侠警》剧组，在赵了蓝牙耳机指挥下陪山西煤老板老白搓澡喝酒两斤、在海航酒店门外下跪结拜拉来投资，吐得昏天黑地后亲笔写好试戏邀请信寄往幸福家园/福慧家园；</w:t>
               <w:br/>
-              <w:t>• 第三幕（16-7至16-8）：刘美奕在楼下信报箱取出《江湖侠警》试戏信，在501客厅拿剧本卷当剑演练侠女台词被翘课在家的小赵撞见；周六小赵骗过父亲带母亲去徐图图家（1449室）排练，徐图图把自己织的米白笑脸花朵毛线帽送给产生年龄焦虑的刘美奕戴上帮她找回自信，并去试镜教室完成试戏；</w:t>
+              <w:t>• 第三幕：刘美奕在楼下信报箱取出《江湖侠警》试戏信，在501客厅拿剧本卷当剑演练侠女台词被翘课在家的小赵撞见；周六小赵骗过父亲带母亲去徐图图家（1449室）排练，徐图图把自己织的米白笑脸花朵毛线帽送给产生年龄焦虑的刘美奕戴上帮她找回自信，并去试镜教室完成试戏；</w:t>
               <w:br/>
               <w:t>• 第四幕（16-9前半）：影视筹备书房内，正当荀未来与赵了等待开机时，山西煤老板老白突然来电毁约撤资，剧组面临停摆绝境；</w:t>
               <w:br/>
@@ -1356,7 +1352,7 @@
           <w:color w:val="141414"/>
           <w:sz w:val="21"/>
         </w:rPr>
-        <w:t>本集片尾（第16-9场）在煤老板老白突然毁约撤资的绝境下，由66岁赵了抛出了全剧最大的科幻世界观核弹：</w:t>
+        <w:t>本集片尾在煤老板老白突然毁约撤资的绝境下，由66岁赵了抛出了全剧最大的科幻世界观核弹：</w:t>
       </w:r>
     </w:p>
     <w:p>
@@ -2559,7 +2555,7 @@
               <w:jc w:val="left"/>
             </w:pPr>
             <w:r>
-              <w:t>S01 @ 02:40.0 (第16-1场)</w:t>
+              <w:t xml:space="preserve">S01 @ 02:40.0 </w:t>
               <w:br/>
               <w:t>（场次：＆）</w:t>
             </w:r>
@@ -2616,7 +2612,7 @@
               <w:jc w:val="left"/>
             </w:pPr>
             <w:r>
-              <w:t>S02 @ 05:31.0 (第16-3场)</w:t>
+              <w:t xml:space="preserve">S02 @ 05:31.0 </w:t>
               <w:br/>
               <w:t>（场次：）</w:t>
             </w:r>
@@ -2673,7 +2669,7 @@
               <w:jc w:val="left"/>
             </w:pPr>
             <w:r>
-              <w:t>S02 @ 07:21.0 (第16-3场)</w:t>
+              <w:t xml:space="preserve">S02 @ 07:21.0 </w:t>
               <w:br/>
               <w:t>（场次：）</w:t>
             </w:r>
@@ -2730,7 +2726,7 @@
               <w:jc w:val="left"/>
             </w:pPr>
             <w:r>
-              <w:t>S03 @ 09:37.0 (第16-3场)</w:t>
+              <w:t xml:space="preserve">S03 @ 09:37.0 </w:t>
               <w:br/>
               <w:t>（场次：）</w:t>
             </w:r>
@@ -2787,7 +2783,7 @@
               <w:jc w:val="left"/>
             </w:pPr>
             <w:r>
-              <w:t>S03 @ 10:37.0 (第16-3场)</w:t>
+              <w:t xml:space="preserve">S03 @ 10:37.0 </w:t>
               <w:br/>
               <w:t>（场次：）</w:t>
             </w:r>
@@ -2844,7 +2840,7 @@
               <w:jc w:val="left"/>
             </w:pPr>
             <w:r>
-              <w:t>S04 @ 13:23.0 (第16-4场)</w:t>
+              <w:t xml:space="preserve">S04 @ 13:23.0 </w:t>
               <w:br/>
               <w:t>（场次：）</w:t>
             </w:r>
@@ -2901,7 +2897,7 @@
               <w:jc w:val="left"/>
             </w:pPr>
             <w:r>
-              <w:t>S04 @ 13:43.0 (第16-4场)</w:t>
+              <w:t xml:space="preserve">S04 @ 13:43.0 </w:t>
               <w:br/>
               <w:t>（场次：）</w:t>
             </w:r>
@@ -2958,7 +2954,7 @@
               <w:jc w:val="left"/>
             </w:pPr>
             <w:r>
-              <w:t>S04 @ 16:03.0 (第16-4场)</w:t>
+              <w:t xml:space="preserve">S04 @ 16:03.0 </w:t>
               <w:br/>
               <w:t>（场次：）</w:t>
             </w:r>

--- a/01_《三人行》全24集全流程标杆成品库/03_剧作结构、悬念节奏与视听解码/EP16_《三人行》第十六集《再见，老同学》剧作结构、悬念节奏与视听解码.docx
+++ b/01_《三人行》全24集全流程标杆成品库/03_剧作结构、悬念节奏与视听解码/EP16_《三人行》第十六集《再见，老同学》剧作结构、悬念节奏与视听解码.docx
@@ -429,9 +429,7 @@
         </w:tc>
       </w:tr>
       <w:tr>
-        <w:trPr>
-          <w:cantSplit/>
-        </w:trPr>
+        <w:trPr/>
         <w:tc>
           <w:tcPr>
             <w:tcW w:type="dxa" w:w="2808"/>
@@ -492,9 +490,7 @@
         </w:tc>
       </w:tr>
       <w:tr>
-        <w:trPr>
-          <w:cantSplit/>
-        </w:trPr>
+        <w:trPr/>
         <w:tc>
           <w:tcPr>
             <w:tcW w:type="dxa" w:w="2808"/>
@@ -557,9 +553,7 @@
         </w:tc>
       </w:tr>
       <w:tr>
-        <w:trPr>
-          <w:cantSplit/>
-        </w:trPr>
+        <w:trPr/>
         <w:tc>
           <w:tcPr>
             <w:tcW w:type="dxa" w:w="2808"/>
@@ -620,9 +614,7 @@
         </w:tc>
       </w:tr>
       <w:tr>
-        <w:trPr>
-          <w:cantSplit/>
-        </w:trPr>
+        <w:trPr/>
         <w:tc>
           <w:tcPr>
             <w:tcW w:type="dxa" w:w="2808"/>
@@ -803,9 +795,7 @@
         </w:tc>
       </w:tr>
       <w:tr>
-        <w:trPr>
-          <w:cantSplit/>
-        </w:trPr>
+        <w:trPr/>
         <w:tc>
           <w:tcPr>
             <w:tcW w:type="dxa" w:w="2880"/>
@@ -859,9 +849,7 @@
         </w:tc>
       </w:tr>
       <w:tr>
-        <w:trPr>
-          <w:cantSplit/>
-        </w:trPr>
+        <w:trPr/>
         <w:tc>
           <w:tcPr>
             <w:tcW w:type="dxa" w:w="2880"/>
@@ -926,9 +914,7 @@
         </w:tc>
       </w:tr>
       <w:tr>
-        <w:trPr>
-          <w:cantSplit/>
-        </w:trPr>
+        <w:trPr/>
         <w:tc>
           <w:tcPr>
             <w:tcW w:type="dxa" w:w="2880"/>
@@ -982,9 +968,7 @@
         </w:tc>
       </w:tr>
       <w:tr>
-        <w:trPr>
-          <w:cantSplit/>
-        </w:trPr>
+        <w:trPr/>
         <w:tc>
           <w:tcPr>
             <w:tcW w:type="dxa" w:w="2880"/>
@@ -1040,9 +1024,7 @@
         </w:tc>
       </w:tr>
       <w:tr>
-        <w:trPr>
-          <w:cantSplit/>
-        </w:trPr>
+        <w:trPr/>
         <w:tc>
           <w:tcPr>
             <w:tcW w:type="dxa" w:w="2880"/>
@@ -1096,9 +1078,7 @@
         </w:tc>
       </w:tr>
       <w:tr>
-        <w:trPr>
-          <w:cantSplit/>
-        </w:trPr>
+        <w:trPr/>
         <w:tc>
           <w:tcPr>
             <w:tcW w:type="dxa" w:w="2880"/>
@@ -1154,9 +1134,7 @@
         </w:tc>
       </w:tr>
       <w:tr>
-        <w:trPr>
-          <w:cantSplit/>
-        </w:trPr>
+        <w:trPr/>
         <w:tc>
           <w:tcPr>
             <w:tcW w:type="dxa" w:w="2880"/>
@@ -1210,9 +1188,7 @@
         </w:tc>
       </w:tr>
       <w:tr>
-        <w:trPr>
-          <w:cantSplit/>
-        </w:trPr>
+        <w:trPr/>
         <w:tc>
           <w:tcPr>
             <w:tcW w:type="dxa" w:w="2880"/>
@@ -1268,9 +1244,7 @@
         </w:tc>
       </w:tr>
       <w:tr>
-        <w:trPr>
-          <w:cantSplit/>
-        </w:trPr>
+        <w:trPr/>
         <w:tc>
           <w:tcPr>
             <w:tcW w:type="dxa" w:w="2880"/>
@@ -1464,9 +1438,7 @@
         </w:tc>
       </w:tr>
       <w:tr>
-        <w:trPr>
-          <w:cantSplit/>
-        </w:trPr>
+        <w:trPr/>
         <w:tc>
           <w:tcPr>
             <w:tcW w:type="dxa" w:w="2880"/>
@@ -1535,9 +1507,7 @@
         </w:tc>
       </w:tr>
       <w:tr>
-        <w:trPr>
-          <w:cantSplit/>
-        </w:trPr>
+        <w:trPr/>
         <w:tc>
           <w:tcPr>
             <w:tcW w:type="dxa" w:w="2880"/>
@@ -1604,9 +1574,7 @@
         </w:tc>
       </w:tr>
       <w:tr>
-        <w:trPr>
-          <w:cantSplit/>
-        </w:trPr>
+        <w:trPr/>
         <w:tc>
           <w:tcPr>
             <w:tcW w:type="dxa" w:w="2880"/>
@@ -1675,9 +1643,7 @@
         </w:tc>
       </w:tr>
       <w:tr>
-        <w:trPr>
-          <w:cantSplit/>
-        </w:trPr>
+        <w:trPr/>
         <w:tc>
           <w:tcPr>
             <w:tcW w:type="dxa" w:w="2880"/>
@@ -1748,9 +1714,7 @@
         </w:tc>
       </w:tr>
       <w:tr>
-        <w:trPr>
-          <w:cantSplit/>
-        </w:trPr>
+        <w:trPr/>
         <w:tc>
           <w:tcPr>
             <w:tcW w:type="dxa" w:w="2880"/>
@@ -1819,9 +1783,7 @@
         </w:tc>
       </w:tr>
       <w:tr>
-        <w:trPr>
-          <w:cantSplit/>
-        </w:trPr>
+        <w:trPr/>
         <w:tc>
           <w:tcPr>
             <w:tcW w:type="dxa" w:w="2880"/>
@@ -1892,9 +1854,7 @@
         </w:tc>
       </w:tr>
       <w:tr>
-        <w:trPr>
-          <w:cantSplit/>
-        </w:trPr>
+        <w:trPr/>
         <w:tc>
           <w:tcPr>
             <w:tcW w:type="dxa" w:w="2880"/>
@@ -1963,9 +1923,7 @@
         </w:tc>
       </w:tr>
       <w:tr>
-        <w:trPr>
-          <w:cantSplit/>
-        </w:trPr>
+        <w:trPr/>
         <w:tc>
           <w:tcPr>
             <w:tcW w:type="dxa" w:w="2880"/>
@@ -2036,9 +1994,7 @@
         </w:tc>
       </w:tr>
       <w:tr>
-        <w:trPr>
-          <w:cantSplit/>
-        </w:trPr>
+        <w:trPr/>
         <w:tc>
           <w:tcPr>
             <w:tcW w:type="dxa" w:w="2880"/>
@@ -2215,9 +2171,7 @@
         </w:tc>
       </w:tr>
       <w:tr>
-        <w:trPr>
-          <w:cantSplit/>
-        </w:trPr>
+        <w:trPr/>
         <w:tc>
           <w:tcPr>
             <w:tcW w:type="dxa" w:w="2808"/>
@@ -2278,9 +2232,7 @@
         </w:tc>
       </w:tr>
       <w:tr>
-        <w:trPr>
-          <w:cantSplit/>
-        </w:trPr>
+        <w:trPr/>
         <w:tc>
           <w:tcPr>
             <w:tcW w:type="dxa" w:w="2808"/>
@@ -2343,9 +2295,7 @@
         </w:tc>
       </w:tr>
       <w:tr>
-        <w:trPr>
-          <w:cantSplit/>
-        </w:trPr>
+        <w:trPr/>
         <w:tc>
           <w:tcPr>
             <w:tcW w:type="dxa" w:w="2808"/>
@@ -2406,9 +2356,7 @@
         </w:tc>
       </w:tr>
       <w:tr>
-        <w:trPr>
-          <w:cantSplit/>
-        </w:trPr>
+        <w:trPr/>
         <w:tc>
           <w:tcPr>
             <w:tcW w:type="dxa" w:w="2808"/>
@@ -2471,9 +2419,7 @@
         </w:tc>
       </w:tr>
       <w:tr>
-        <w:trPr>
-          <w:cantSplit/>
-        </w:trPr>
+        <w:trPr/>
         <w:tc>
           <w:tcPr>
             <w:tcW w:type="dxa" w:w="2808"/>
@@ -2534,9 +2480,7 @@
         </w:tc>
       </w:tr>
       <w:tr>
-        <w:trPr>
-          <w:cantSplit/>
-        </w:trPr>
+        <w:trPr/>
         <w:tc>
           <w:tcPr>
             <w:tcW w:type="dxa" w:w="2808"/>
@@ -2592,9 +2536,7 @@
         </w:tc>
       </w:tr>
       <w:tr>
-        <w:trPr>
-          <w:cantSplit/>
-        </w:trPr>
+        <w:trPr/>
         <w:tc>
           <w:tcPr>
             <w:tcW w:type="dxa" w:w="2808"/>
@@ -2648,9 +2590,7 @@
         </w:tc>
       </w:tr>
       <w:tr>
-        <w:trPr>
-          <w:cantSplit/>
-        </w:trPr>
+        <w:trPr/>
         <w:tc>
           <w:tcPr>
             <w:tcW w:type="dxa" w:w="2808"/>
@@ -2706,9 +2646,7 @@
         </w:tc>
       </w:tr>
       <w:tr>
-        <w:trPr>
-          <w:cantSplit/>
-        </w:trPr>
+        <w:trPr/>
         <w:tc>
           <w:tcPr>
             <w:tcW w:type="dxa" w:w="2808"/>
@@ -2762,9 +2700,7 @@
         </w:tc>
       </w:tr>
       <w:tr>
-        <w:trPr>
-          <w:cantSplit/>
-        </w:trPr>
+        <w:trPr/>
         <w:tc>
           <w:tcPr>
             <w:tcW w:type="dxa" w:w="2808"/>
@@ -2820,9 +2756,7 @@
         </w:tc>
       </w:tr>
       <w:tr>
-        <w:trPr>
-          <w:cantSplit/>
-        </w:trPr>
+        <w:trPr/>
         <w:tc>
           <w:tcPr>
             <w:tcW w:type="dxa" w:w="2808"/>
@@ -2876,9 +2810,7 @@
         </w:tc>
       </w:tr>
       <w:tr>
-        <w:trPr>
-          <w:cantSplit/>
-        </w:trPr>
+        <w:trPr/>
         <w:tc>
           <w:tcPr>
             <w:tcW w:type="dxa" w:w="2808"/>
@@ -2934,9 +2866,7 @@
         </w:tc>
       </w:tr>
       <w:tr>
-        <w:trPr>
-          <w:cantSplit/>
-        </w:trPr>
+        <w:trPr/>
         <w:tc>
           <w:tcPr>
             <w:tcW w:type="dxa" w:w="2808"/>
